--- a/Five/TCMK/Lab1/МихайличТЧМК_Лаб1.docx
+++ b/Five/TCMK/Lab1/МихайличТЧМК_Лаб1.docx
@@ -1957,14 +1957,12 @@
       <w:r>
         <w:t>=</w:t>
       </w:r>
-      <w:proofErr w:type="spellStart"/>
       <w:r>
         <w:rPr>
           <w:lang w:val="en-US"/>
         </w:rPr>
         <w:t>bt</w:t>
       </w:r>
-      <w:proofErr w:type="spellEnd"/>
       <w:r>
         <w:t xml:space="preserve">. Запишем </w:t>
       </w:r>
@@ -2831,50 +2829,105 @@
           <w:vertAlign w:val="subscript"/>
           <w:lang w:val="en-US"/>
         </w:rPr>
-        <w:t>i-</w:t>
-      </w:r>
-      <w:proofErr w:type="gramStart"/>
+        <w:t xml:space="preserve">i-1 </w:t>
+      </w:r>
+      <w:r>
+        <w:rPr>
+          <w:lang w:val="en-US"/>
+        </w:rPr>
+        <w:t xml:space="preserve"> = q</w:t>
+      </w:r>
       <w:r>
         <w:rPr>
           <w:vertAlign w:val="subscript"/>
           <w:lang w:val="en-US"/>
         </w:rPr>
-        <w:t xml:space="preserve">1 </w:t>
-      </w:r>
-      <w:r>
-        <w:rPr>
-          <w:lang w:val="en-US"/>
-        </w:rPr>
-        <w:t xml:space="preserve"> =</w:t>
-      </w:r>
-      <w:proofErr w:type="gramEnd"/>
-      <w:r>
-        <w:rPr>
-          <w:lang w:val="en-US"/>
-        </w:rPr>
-        <w:t xml:space="preserve"> q</w:t>
+        <w:t>i</w:t>
       </w:r>
       <w:r>
         <w:rPr>
           <w:vertAlign w:val="subscript"/>
           <w:lang w:val="en-US"/>
         </w:rPr>
+        <w:t xml:space="preserve"> *</w:t>
+      </w:r>
+      <w:r>
+        <w:rPr>
+          <w:lang w:val="en-US"/>
+        </w:rPr>
+        <w:t xml:space="preserve"> r</w:t>
+      </w:r>
+      <w:r>
+        <w:rPr>
+          <w:vertAlign w:val="subscript"/>
+          <w:lang w:val="en-US"/>
+        </w:rPr>
         <w:t>i</w:t>
       </w:r>
       <w:r>
         <w:rPr>
+          <w:lang w:val="en-US"/>
+        </w:rPr>
+        <w:t xml:space="preserve"> + r</w:t>
+      </w:r>
+      <w:r>
+        <w:rPr>
           <w:vertAlign w:val="subscript"/>
           <w:lang w:val="en-US"/>
         </w:rPr>
-        <w:t xml:space="preserve"> *</w:t>
-      </w:r>
-      <w:r>
-        <w:rPr>
-          <w:lang w:val="en-US"/>
-        </w:rPr>
+        <w:t>i+1</w:t>
+      </w:r>
+      <w:r>
+        <w:t>.</w:t>
+      </w:r>
+    </w:p>
+    <w:p>
+      <w:pPr>
+        <w:pStyle w:val="a4"/>
+      </w:pPr>
+      <w:r>
+        <w:t xml:space="preserve">Если </w:t>
+      </w:r>
+      <w:r>
+        <w:rPr>
+          <w:lang w:val="en-US"/>
+        </w:rPr>
+        <w:t>r</w:t>
+      </w:r>
+      <w:r>
+        <w:rPr>
+          <w:vertAlign w:val="subscript"/>
+          <w:lang w:val="en-US"/>
+        </w:rPr>
+        <w:t>i</w:t>
+      </w:r>
+      <w:r>
+        <w:rPr>
+          <w:vertAlign w:val="subscript"/>
+        </w:rPr>
+        <w:t xml:space="preserve">+1 </w:t>
+      </w:r>
+      <w:r>
+        <w:t xml:space="preserve">= 0 : </w:t>
+      </w:r>
+      <w:r>
+        <w:rPr>
+          <w:lang w:val="en-US"/>
+        </w:rPr>
+        <w:t>d</w:t>
+      </w:r>
+      <w:r>
         <w:t xml:space="preserve"> </w:t>
       </w:r>
-      <w:proofErr w:type="spellStart"/>
+      <w:r>
+        <w:rPr>
+          <w:lang w:val="en-US"/>
+        </w:rPr>
+        <w:sym w:font="Wingdings" w:char="F0DF"/>
+      </w:r>
+      <w:r>
+        <w:t xml:space="preserve"> </w:t>
+      </w:r>
       <w:r>
         <w:rPr>
           <w:lang w:val="en-US"/>
@@ -2888,37 +2941,66 @@
         </w:rPr>
         <w:t>i</w:t>
       </w:r>
-      <w:proofErr w:type="spellEnd"/>
-      <w:r>
-        <w:rPr>
-          <w:lang w:val="en-US"/>
-        </w:rPr>
-        <w:t xml:space="preserve"> + r</w:t>
+      <w:r>
+        <w:t xml:space="preserve">; </w:t>
+      </w:r>
+      <w:r>
+        <w:rPr>
+          <w:lang w:val="en-US"/>
+        </w:rPr>
+        <w:t>x</w:t>
+      </w:r>
+      <w:r>
+        <w:t xml:space="preserve"> </w:t>
+      </w:r>
+      <w:r>
+        <w:rPr>
+          <w:lang w:val="en-US"/>
+        </w:rPr>
+        <w:sym w:font="Wingdings" w:char="F0DF"/>
+      </w:r>
+      <w:r>
+        <w:t xml:space="preserve"> </w:t>
+      </w:r>
+      <w:r>
+        <w:rPr>
+          <w:lang w:val="en-US"/>
+        </w:rPr>
+        <w:t>x</w:t>
       </w:r>
       <w:r>
         <w:rPr>
           <w:vertAlign w:val="subscript"/>
           <w:lang w:val="en-US"/>
         </w:rPr>
-        <w:t>i+1</w:t>
-      </w:r>
-      <w:r>
-        <w:t>.</w:t>
-      </w:r>
-    </w:p>
-    <w:p>
-      <w:pPr>
-        <w:pStyle w:val="a4"/>
-      </w:pPr>
-      <w:r>
-        <w:t xml:space="preserve">Если </w:t>
-      </w:r>
-      <w:proofErr w:type="spellStart"/>
-      <w:r>
-        <w:rPr>
-          <w:lang w:val="en-US"/>
-        </w:rPr>
-        <w:t>r</w:t>
+        <w:t>i</w:t>
+      </w:r>
+      <w:r>
+        <w:t xml:space="preserve">; </w:t>
+      </w:r>
+      <w:r>
+        <w:rPr>
+          <w:lang w:val="en-US"/>
+        </w:rPr>
+        <w:t>y</w:t>
+      </w:r>
+      <w:r>
+        <w:t xml:space="preserve"> </w:t>
+      </w:r>
+      <w:r>
+        <w:rPr>
+          <w:lang w:val="en-US"/>
+        </w:rPr>
+        <w:sym w:font="Wingdings" w:char="F0DF"/>
+      </w:r>
+      <w:r>
+        <w:t xml:space="preserve"> </w:t>
+      </w:r>
+      <w:r>
+        <w:rPr>
+          <w:lang w:val="en-US"/>
+        </w:rPr>
+        <w:t>y</w:t>
       </w:r>
       <w:r>
         <w:rPr>
@@ -2927,119 +3009,6 @@
         </w:rPr>
         <w:t>i</w:t>
       </w:r>
-      <w:proofErr w:type="spellEnd"/>
-      <w:r>
-        <w:rPr>
-          <w:vertAlign w:val="subscript"/>
-        </w:rPr>
-        <w:t xml:space="preserve">+1 </w:t>
-      </w:r>
-      <w:r>
-        <w:t xml:space="preserve">= 0 : </w:t>
-      </w:r>
-      <w:r>
-        <w:rPr>
-          <w:lang w:val="en-US"/>
-        </w:rPr>
-        <w:t>d</w:t>
-      </w:r>
-      <w:r>
-        <w:t xml:space="preserve"> </w:t>
-      </w:r>
-      <w:r>
-        <w:rPr>
-          <w:lang w:val="en-US"/>
-        </w:rPr>
-        <w:sym w:font="Wingdings" w:char="F0DF"/>
-      </w:r>
-      <w:r>
-        <w:t xml:space="preserve"> </w:t>
-      </w:r>
-      <w:proofErr w:type="spellStart"/>
-      <w:r>
-        <w:rPr>
-          <w:lang w:val="en-US"/>
-        </w:rPr>
-        <w:t>r</w:t>
-      </w:r>
-      <w:r>
-        <w:rPr>
-          <w:vertAlign w:val="subscript"/>
-          <w:lang w:val="en-US"/>
-        </w:rPr>
-        <w:t>i</w:t>
-      </w:r>
-      <w:proofErr w:type="spellEnd"/>
-      <w:r>
-        <w:t xml:space="preserve">; </w:t>
-      </w:r>
-      <w:r>
-        <w:rPr>
-          <w:lang w:val="en-US"/>
-        </w:rPr>
-        <w:t>x</w:t>
-      </w:r>
-      <w:r>
-        <w:t xml:space="preserve"> </w:t>
-      </w:r>
-      <w:r>
-        <w:rPr>
-          <w:lang w:val="en-US"/>
-        </w:rPr>
-        <w:sym w:font="Wingdings" w:char="F0DF"/>
-      </w:r>
-      <w:r>
-        <w:t xml:space="preserve"> </w:t>
-      </w:r>
-      <w:r>
-        <w:rPr>
-          <w:lang w:val="en-US"/>
-        </w:rPr>
-        <w:t>x</w:t>
-      </w:r>
-      <w:r>
-        <w:rPr>
-          <w:vertAlign w:val="subscript"/>
-          <w:lang w:val="en-US"/>
-        </w:rPr>
-        <w:t>i</w:t>
-      </w:r>
-      <w:r>
-        <w:t xml:space="preserve">; </w:t>
-      </w:r>
-      <w:r>
-        <w:rPr>
-          <w:lang w:val="en-US"/>
-        </w:rPr>
-        <w:t>y</w:t>
-      </w:r>
-      <w:r>
-        <w:t xml:space="preserve"> </w:t>
-      </w:r>
-      <w:r>
-        <w:rPr>
-          <w:lang w:val="en-US"/>
-        </w:rPr>
-        <w:sym w:font="Wingdings" w:char="F0DF"/>
-      </w:r>
-      <w:r>
-        <w:t xml:space="preserve"> </w:t>
-      </w:r>
-      <w:proofErr w:type="spellStart"/>
-      <w:r>
-        <w:rPr>
-          <w:lang w:val="en-US"/>
-        </w:rPr>
-        <w:t>y</w:t>
-      </w:r>
-      <w:r>
-        <w:rPr>
-          <w:vertAlign w:val="subscript"/>
-          <w:lang w:val="en-US"/>
-        </w:rPr>
-        <w:t>i</w:t>
-      </w:r>
-      <w:proofErr w:type="spellEnd"/>
       <w:r>
         <w:t>, конец</w:t>
       </w:r>
@@ -3153,7 +3122,6 @@
       <w:r>
         <w:t xml:space="preserve">; </w:t>
       </w:r>
-      <w:proofErr w:type="spellStart"/>
       <w:r>
         <w:rPr>
           <w:lang w:val="en-US"/>
@@ -3167,7 +3135,6 @@
         </w:rPr>
         <w:t>i</w:t>
       </w:r>
-      <w:proofErr w:type="spellEnd"/>
       <w:r>
         <w:rPr>
           <w:vertAlign w:val="subscript"/>
@@ -3183,7 +3150,6 @@
       <w:r>
         <w:t xml:space="preserve"> </w:t>
       </w:r>
-      <w:proofErr w:type="spellStart"/>
       <w:r>
         <w:rPr>
           <w:lang w:val="en-US"/>
@@ -3197,7 +3163,6 @@
         </w:rPr>
         <w:t>i</w:t>
       </w:r>
-      <w:proofErr w:type="spellEnd"/>
       <w:r>
         <w:rPr>
           <w:vertAlign w:val="subscript"/>
@@ -3229,7 +3194,6 @@
       <w:r>
         <w:t xml:space="preserve"> * </w:t>
       </w:r>
-      <w:proofErr w:type="spellStart"/>
       <w:r>
         <w:rPr>
           <w:lang w:val="en-US"/>
@@ -3243,7 +3207,6 @@
         </w:rPr>
         <w:t>i</w:t>
       </w:r>
-      <w:proofErr w:type="spellEnd"/>
       <w:r>
         <w:t xml:space="preserve">, </w:t>
       </w:r>
@@ -4122,21 +4085,7 @@
         <w:rPr>
           <w:lang w:val="en-US"/>
         </w:rPr>
-        <w:t>(</w:t>
-      </w:r>
-      <w:proofErr w:type="spellStart"/>
-      <w:r>
-        <w:rPr>
-          <w:lang w:val="en-US"/>
-        </w:rPr>
-        <w:t>a,b</w:t>
-      </w:r>
-      <w:proofErr w:type="spellEnd"/>
-      <w:r>
-        <w:rPr>
-          <w:lang w:val="en-US"/>
-        </w:rPr>
-        <w:t>)=a.</w:t>
+        <w:t>(a,b)=a.</w:t>
       </w:r>
     </w:p>
     <w:p>
@@ -4474,11 +4423,6 @@
       </w:r>
     </w:p>
     <w:p>
-      <w:pPr>
-        <w:rPr>
-          <w:lang w:val="en-US"/>
-        </w:rPr>
-      </w:pPr>
       <w:r>
         <w:t xml:space="preserve">Для реализации вышеуказанных алгоритмов был исползован язык программирования </w:t>
       </w:r>
@@ -4491,14 +4435,12 @@
       <w:r>
         <w:t xml:space="preserve"> из за класса </w:t>
       </w:r>
-      <w:proofErr w:type="spellStart"/>
       <w:r>
         <w:rPr>
           <w:lang w:val="en-US"/>
         </w:rPr>
         <w:t>BigInteger</w:t>
       </w:r>
-      <w:proofErr w:type="spellEnd"/>
       <w:r>
         <w:t xml:space="preserve">, </w:t>
       </w:r>
@@ -4514,14 +4456,12 @@
       <w:r>
         <w:t xml:space="preserve"> </w:t>
       </w:r>
-      <w:proofErr w:type="spellStart"/>
       <w:r>
         <w:rPr>
           <w:lang w:val="en-US"/>
         </w:rPr>
         <w:t>long</w:t>
       </w:r>
-      <w:proofErr w:type="spellEnd"/>
       <w:r>
         <w:t xml:space="preserve"> (2</w:t>
       </w:r>
@@ -4561,13 +4501,7 @@
         <w:t>Binary</w:t>
       </w:r>
       <w:r>
-        <w:t>ExtendedGcd</w:t>
-      </w:r>
-      <w:r>
-        <w:t xml:space="preserve">(), </w:t>
-      </w:r>
-      <w:r>
-        <w:t>ExtendedGcd</w:t>
+        <w:t>ExtendedGcd(), ExtendedGcd</w:t>
       </w:r>
       <w:r>
         <w:rPr>
@@ -4616,7 +4550,6 @@
       <w:r>
         <w:t xml:space="preserve">переменных для </w:t>
       </w:r>
-      <w:proofErr w:type="spellStart"/>
       <w:r>
         <w:rPr>
           <w:lang w:val="en-US"/>
@@ -4630,7 +4563,6 @@
         </w:rPr>
         <w:t>i</w:t>
       </w:r>
-      <w:proofErr w:type="spellEnd"/>
       <w:r>
         <w:rPr>
           <w:vertAlign w:val="subscript"/>
@@ -4640,7 +4572,6 @@
       <w:r>
         <w:t xml:space="preserve">, </w:t>
       </w:r>
-      <w:proofErr w:type="spellStart"/>
       <w:r>
         <w:rPr>
           <w:lang w:val="en-US"/>
@@ -4654,11 +4585,9 @@
         </w:rPr>
         <w:t>i</w:t>
       </w:r>
-      <w:proofErr w:type="spellEnd"/>
       <w:r>
         <w:t xml:space="preserve">, </w:t>
       </w:r>
-      <w:proofErr w:type="spellStart"/>
       <w:r>
         <w:rPr>
           <w:lang w:val="en-US"/>
@@ -4672,7 +4601,6 @@
         </w:rPr>
         <w:t>i</w:t>
       </w:r>
-      <w:proofErr w:type="spellEnd"/>
       <w:r>
         <w:rPr>
           <w:vertAlign w:val="subscript"/>
@@ -4742,7 +4670,6 @@
       <w:r>
         <w:t xml:space="preserve">, </w:t>
       </w:r>
-      <w:proofErr w:type="spellStart"/>
       <w:r>
         <w:rPr>
           <w:lang w:val="en-US"/>
@@ -4756,7 +4683,6 @@
         </w:rPr>
         <w:t>i</w:t>
       </w:r>
-      <w:proofErr w:type="spellEnd"/>
       <w:r>
         <w:rPr>
           <w:vertAlign w:val="subscript"/>
@@ -4766,7 +4692,6 @@
       <w:r>
         <w:t xml:space="preserve">, </w:t>
       </w:r>
-      <w:proofErr w:type="spellStart"/>
       <w:r>
         <w:rPr>
           <w:lang w:val="en-US"/>
@@ -4780,11 +4705,9 @@
         </w:rPr>
         <w:t>i</w:t>
       </w:r>
-      <w:proofErr w:type="spellEnd"/>
       <w:r>
         <w:t xml:space="preserve">, </w:t>
       </w:r>
-      <w:proofErr w:type="spellStart"/>
       <w:r>
         <w:rPr>
           <w:lang w:val="en-US"/>
@@ -4798,7 +4721,6 @@
         </w:rPr>
         <w:t>i</w:t>
       </w:r>
-      <w:proofErr w:type="spellEnd"/>
       <w:r>
         <w:rPr>
           <w:vertAlign w:val="subscript"/>
@@ -5005,7 +4927,6 @@
       <w:r>
         <w:t xml:space="preserve">Пока </w:t>
       </w:r>
-      <w:proofErr w:type="spellStart"/>
       <w:r>
         <w:rPr>
           <w:lang w:val="en-US"/>
@@ -5019,7 +4940,6 @@
         </w:rPr>
         <w:t>i</w:t>
       </w:r>
-      <w:proofErr w:type="spellEnd"/>
       <w:r>
         <w:rPr>
           <w:lang w:val="en-US"/>
@@ -5078,14 +4998,7 @@
         <w:rPr>
           <w:lang w:val="en-US"/>
         </w:rPr>
-        <w:t xml:space="preserve"> </w:t>
-      </w:r>
-      <w:proofErr w:type="spellStart"/>
-      <w:r>
-        <w:rPr>
-          <w:lang w:val="en-US"/>
-        </w:rPr>
-        <w:t>r</w:t>
+        <w:t xml:space="preserve"> r</w:t>
       </w:r>
       <w:r>
         <w:rPr>
@@ -5094,7 +5007,6 @@
         </w:rPr>
         <w:t>i</w:t>
       </w:r>
-      <w:proofErr w:type="spellEnd"/>
       <w:r>
         <w:rPr>
           <w:lang w:val="en-US"/>
@@ -5140,29 +5052,14 @@
         <w:rPr>
           <w:lang w:val="en-US"/>
         </w:rPr>
-        <w:t xml:space="preserve"> – q * </w:t>
-      </w:r>
-      <w:proofErr w:type="spellStart"/>
-      <w:r>
-        <w:rPr>
-          <w:lang w:val="en-US"/>
-        </w:rPr>
-        <w:t>r</w:t>
+        <w:t xml:space="preserve"> – q * r</w:t>
       </w:r>
       <w:r>
         <w:rPr>
           <w:vertAlign w:val="subscript"/>
           <w:lang w:val="en-US"/>
         </w:rPr>
-        <w:t>i</w:t>
-      </w:r>
-      <w:proofErr w:type="spellEnd"/>
-      <w:r>
-        <w:rPr>
-          <w:vertAlign w:val="subscript"/>
-          <w:lang w:val="en-US"/>
-        </w:rPr>
-        <w:t>;</w:t>
+        <w:t>i;</w:t>
       </w:r>
     </w:p>
     <w:p>
@@ -5304,7 +5201,6 @@
       <w:r>
         <w:t xml:space="preserve"> </w:t>
       </w:r>
-      <w:proofErr w:type="spellStart"/>
       <w:r>
         <w:rPr>
           <w:lang w:val="en-US"/>
@@ -5318,7 +5214,6 @@
         </w:rPr>
         <w:t>i</w:t>
       </w:r>
-      <w:proofErr w:type="spellEnd"/>
       <w:r>
         <w:t xml:space="preserve">; </w:t>
       </w:r>
@@ -5402,7 +5297,6 @@
       <w:r>
         <w:t xml:space="preserve">2, </w:t>
       </w:r>
-      <w:proofErr w:type="spellStart"/>
       <w:r>
         <w:rPr>
           <w:lang w:val="en-US"/>
@@ -5416,11 +5310,9 @@
         </w:rPr>
         <w:t>i</w:t>
       </w:r>
-      <w:proofErr w:type="spellEnd"/>
       <w:r>
         <w:t xml:space="preserve">, </w:t>
       </w:r>
-      <w:proofErr w:type="spellStart"/>
       <w:r>
         <w:rPr>
           <w:lang w:val="en-US"/>
@@ -5434,7 +5326,6 @@
         </w:rPr>
         <w:t>i</w:t>
       </w:r>
-      <w:proofErr w:type="spellEnd"/>
       <w:r>
         <w:rPr>
           <w:vertAlign w:val="subscript"/>
@@ -5501,29 +5392,14 @@
         <w:rPr>
           <w:lang w:val="en-US"/>
         </w:rPr>
-        <w:t xml:space="preserve"> a, </w:t>
-      </w:r>
-      <w:proofErr w:type="spellStart"/>
-      <w:r>
-        <w:rPr>
-          <w:lang w:val="en-US"/>
-        </w:rPr>
-        <w:t>r</w:t>
+        <w:t xml:space="preserve"> a, r</w:t>
       </w:r>
       <w:r>
         <w:rPr>
           <w:vertAlign w:val="subscript"/>
           <w:lang w:val="en-US"/>
         </w:rPr>
-        <w:t>i</w:t>
-      </w:r>
-      <w:proofErr w:type="spellEnd"/>
-      <w:r>
-        <w:rPr>
-          <w:vertAlign w:val="subscript"/>
-          <w:lang w:val="en-US"/>
-        </w:rPr>
-        <w:t xml:space="preserve"> </w:t>
+        <w:t xml:space="preserve">i </w:t>
       </w:r>
       <w:r>
         <w:rPr>
@@ -5548,9 +5424,6 @@
         <w:ind w:left="1134" w:hanging="425"/>
       </w:pPr>
       <w:r>
-        <w:rPr>
-          <w:lang w:val="en-US"/>
-        </w:rPr>
         <w:lastRenderedPageBreak/>
         <w:t xml:space="preserve"> </w:t>
       </w:r>
@@ -5820,21 +5693,7 @@
         <w:rPr>
           <w:lang w:val="en-US"/>
         </w:rPr>
-        <w:t>(</w:t>
-      </w:r>
-      <w:proofErr w:type="spellStart"/>
-      <w:r>
-        <w:rPr>
-          <w:lang w:val="en-US"/>
-        </w:rPr>
-        <w:t>a,b</w:t>
-      </w:r>
-      <w:proofErr w:type="spellEnd"/>
-      <w:r>
-        <w:rPr>
-          <w:lang w:val="en-US"/>
-        </w:rPr>
-        <w:t>)=a.</w:t>
+        <w:t>(a,b)=a.</w:t>
       </w:r>
     </w:p>
     <w:p>
@@ -5845,9 +5704,6 @@
           <w:numId w:val="0"/>
         </w:numPr>
         <w:ind w:left="851"/>
-        <w:rPr>
-          <w:lang w:val="en-US"/>
-        </w:rPr>
       </w:pPr>
       <w:r>
         <w:t>Выход: НОД(</w:t>
@@ -5879,7 +5735,6 @@
       <w:r>
         <w:t xml:space="preserve"> </w:t>
       </w:r>
-      <w:proofErr w:type="spellStart"/>
       <w:r>
         <w:rPr>
           <w:lang w:val="en-US"/>
@@ -5893,7 +5748,6 @@
         </w:rPr>
         <w:t>i</w:t>
       </w:r>
-      <w:proofErr w:type="spellEnd"/>
       <w:r>
         <w:t xml:space="preserve">; </w:t>
       </w:r>
@@ -6069,28 +5923,14 @@
       </w:r>
     </w:p>
     <w:p>
-      <w:pPr>
-        <w:rPr>
-          <w:lang w:val="en-US"/>
-        </w:rPr>
-      </w:pPr>
-      <w:r>
-        <w:rPr>
-          <w:lang w:val="en-US"/>
-        </w:rPr>
-        <w:t>a1=</w:t>
-      </w:r>
-      <w:r>
-        <w:rPr>
-          <w:lang w:val="en-US"/>
-        </w:rPr>
-        <w:t>5665686725157642793</w:t>
-      </w:r>
-      <w:r>
-        <w:rPr>
-          <w:lang w:val="en-US"/>
-        </w:rPr>
-        <w:t xml:space="preserve">; </w:t>
+      <w:r>
+        <w:rPr>
+          <w:lang w:val="en-US"/>
+        </w:rPr>
+        <w:t>a</w:t>
+      </w:r>
+      <w:r>
+        <w:t xml:space="preserve">1=5665686725157642793; </w:t>
       </w:r>
     </w:p>
     <w:p>
@@ -8757,10 +8597,10 @@
         <w:tblLook w:val="04A0" w:firstRow="1" w:lastRow="0" w:firstColumn="1" w:lastColumn="0" w:noHBand="0" w:noVBand="1"/>
       </w:tblPr>
       <w:tblGrid>
-        <w:gridCol w:w="662"/>
-        <w:gridCol w:w="5018"/>
-        <w:gridCol w:w="2678"/>
-        <w:gridCol w:w="2555"/>
+        <w:gridCol w:w="723"/>
+        <w:gridCol w:w="5676"/>
+        <w:gridCol w:w="3016"/>
+        <w:gridCol w:w="2876"/>
       </w:tblGrid>
       <w:tr>
         <w:trPr>
@@ -8905,11 +8745,7 @@
               <w:pStyle w:val="a7"/>
             </w:pPr>
             <w:r>
-              <w:t>3828757001837839121809723805996772</w:t>
-            </w:r>
-            <w:r>
-              <w:lastRenderedPageBreak/>
-              <w:t>37411</w:t>
+              <w:t>382875700183783912180972380599677237411</w:t>
             </w:r>
           </w:p>
         </w:tc>
@@ -8922,7 +8758,6 @@
               <w:pStyle w:val="a7"/>
             </w:pPr>
             <w:r>
-              <w:lastRenderedPageBreak/>
               <w:t>1</w:t>
             </w:r>
           </w:p>
@@ -9071,6 +8906,7 @@
               <w:ind w:hanging="15"/>
             </w:pPr>
             <w:r>
+              <w:lastRenderedPageBreak/>
               <w:t>5</w:t>
             </w:r>
           </w:p>
@@ -9481,10 +9317,10 @@
         <w:tblLook w:val="04A0" w:firstRow="1" w:lastRow="0" w:firstColumn="1" w:lastColumn="0" w:noHBand="0" w:noVBand="1"/>
       </w:tblPr>
       <w:tblGrid>
-        <w:gridCol w:w="511"/>
-        <w:gridCol w:w="3315"/>
-        <w:gridCol w:w="3315"/>
-        <w:gridCol w:w="3315"/>
+        <w:gridCol w:w="502"/>
+        <w:gridCol w:w="3212"/>
+        <w:gridCol w:w="3212"/>
+        <w:gridCol w:w="3212"/>
       </w:tblGrid>
       <w:tr>
         <w:trPr>
@@ -9709,11 +9545,7 @@
               <w:pStyle w:val="a7"/>
             </w:pPr>
             <w:r>
-              <w:t>-2632270438763514396244</w:t>
-            </w:r>
-            <w:r>
-              <w:lastRenderedPageBreak/>
-              <w:t>18511662278100720</w:t>
+              <w:t>-263227043876351439624418511662278100720</w:t>
             </w:r>
           </w:p>
         </w:tc>
@@ -9731,7 +9563,6 @@
               <w:pStyle w:val="a7"/>
             </w:pPr>
             <w:r>
-              <w:lastRenderedPageBreak/>
               <w:t>4</w:t>
             </w:r>
           </w:p>
@@ -9903,6 +9734,7 @@
               <w:pStyle w:val="a7"/>
             </w:pPr>
             <w:r>
+              <w:lastRenderedPageBreak/>
               <w:t>44</w:t>
             </w:r>
           </w:p>
@@ -10136,10 +9968,10 @@
         <w:tblLook w:val="04A0" w:firstRow="1" w:lastRow="0" w:firstColumn="1" w:lastColumn="0" w:noHBand="0" w:noVBand="1"/>
       </w:tblPr>
       <w:tblGrid>
-        <w:gridCol w:w="648"/>
-        <w:gridCol w:w="4738"/>
-        <w:gridCol w:w="2535"/>
-        <w:gridCol w:w="2535"/>
+        <w:gridCol w:w="634"/>
+        <w:gridCol w:w="4588"/>
+        <w:gridCol w:w="2458"/>
+        <w:gridCol w:w="2458"/>
       </w:tblGrid>
       <w:tr>
         <w:trPr>
@@ -10268,7 +10100,6 @@
               <w:pStyle w:val="a7"/>
             </w:pPr>
             <w:r>
-              <w:lastRenderedPageBreak/>
               <w:t>2</w:t>
             </w:r>
           </w:p>
@@ -10554,6 +10385,7 @@
               <w:pStyle w:val="a7"/>
             </w:pPr>
             <w:r>
+              <w:lastRenderedPageBreak/>
               <w:t>26</w:t>
             </w:r>
           </w:p>
@@ -10787,10 +10619,10 @@
         <w:tblLook w:val="04A0" w:firstRow="1" w:lastRow="0" w:firstColumn="1" w:lastColumn="0" w:noHBand="0" w:noVBand="1"/>
       </w:tblPr>
       <w:tblGrid>
-        <w:gridCol w:w="436"/>
-        <w:gridCol w:w="4869"/>
-        <w:gridCol w:w="2513"/>
-        <w:gridCol w:w="2513"/>
+        <w:gridCol w:w="432"/>
+        <w:gridCol w:w="4774"/>
+        <w:gridCol w:w="2466"/>
+        <w:gridCol w:w="2466"/>
       </w:tblGrid>
       <w:tr>
         <w:trPr>
@@ -10875,11 +10707,7 @@
               <w:pStyle w:val="a7"/>
             </w:pPr>
             <w:r>
-              <w:t>821399037967515850037479938593538221318626597791345041567551002028</w:t>
-            </w:r>
-            <w:r>
-              <w:lastRenderedPageBreak/>
-              <w:t>4382035371583</w:t>
+              <w:t>8213990379675158500374799385935382213186265977913450415675510020284382035371583</w:t>
             </w:r>
           </w:p>
         </w:tc>
@@ -10892,7 +10720,6 @@
               <w:pStyle w:val="a7"/>
             </w:pPr>
             <w:r>
-              <w:lastRenderedPageBreak/>
               <w:t>0</w:t>
             </w:r>
           </w:p>
@@ -11095,6 +10922,7 @@
               <w:pStyle w:val="a7"/>
             </w:pPr>
             <w:r>
+              <w:lastRenderedPageBreak/>
               <w:t>5</w:t>
             </w:r>
           </w:p>
@@ -11406,11 +11234,7 @@
               <w:pStyle w:val="a7"/>
             </w:pPr>
             <w:r>
-              <w:t>-19666235954681421070782563977934</w:t>
-            </w:r>
-            <w:r>
-              <w:lastRenderedPageBreak/>
-              <w:t>5972877</w:t>
+              <w:t>-196662359546814210707825639779345972877</w:t>
             </w:r>
           </w:p>
         </w:tc>
@@ -11423,7 +11247,6 @@
               <w:pStyle w:val="a7"/>
             </w:pPr>
             <w:r>
-              <w:lastRenderedPageBreak/>
               <w:t>157267608291601794311369904071763035556</w:t>
             </w:r>
           </w:p>
@@ -11576,6 +11399,7 @@
               <w:pStyle w:val="a7"/>
             </w:pPr>
             <w:r>
+              <w:lastRenderedPageBreak/>
               <w:t>1</w:t>
             </w:r>
           </w:p>
@@ -11792,7 +11616,6 @@
               <w:pStyle w:val="a7"/>
             </w:pPr>
             <w:r>
-              <w:lastRenderedPageBreak/>
               <w:t>5</w:t>
             </w:r>
           </w:p>
@@ -11955,6 +11778,7 @@
               <w:pStyle w:val="a7"/>
             </w:pPr>
             <w:r>
+              <w:lastRenderedPageBreak/>
               <w:t>91</w:t>
             </w:r>
           </w:p>
@@ -12143,11 +11967,7 @@
               <w:pStyle w:val="a7"/>
             </w:pPr>
             <w:r>
-              <w:t>-373212266130691485414039436217128219887463420576946198394069013307</w:t>
-            </w:r>
-            <w:r>
-              <w:lastRenderedPageBreak/>
-              <w:t>8054175548229</w:t>
+              <w:t>-3732122661306914854140394362171282198874634205769461983940690133078054175548229</w:t>
             </w:r>
           </w:p>
         </w:tc>
@@ -12160,7 +11980,6 @@
               <w:pStyle w:val="a7"/>
             </w:pPr>
             <w:r>
-              <w:lastRenderedPageBreak/>
               <w:t>2984516234561441564174177683324613048489889303823629622897719707233013018152120</w:t>
             </w:r>
           </w:p>
@@ -12184,10 +12003,10 @@
         <w:tblLook w:val="04A0" w:firstRow="1" w:lastRow="0" w:firstColumn="1" w:lastColumn="0" w:noHBand="0" w:noVBand="1"/>
       </w:tblPr>
       <w:tblGrid>
-        <w:gridCol w:w="435"/>
-        <w:gridCol w:w="4873"/>
-        <w:gridCol w:w="2574"/>
-        <w:gridCol w:w="2574"/>
+        <w:gridCol w:w="428"/>
+        <w:gridCol w:w="4718"/>
+        <w:gridCol w:w="2496"/>
+        <w:gridCol w:w="2496"/>
       </w:tblGrid>
       <w:tr>
         <w:trPr>
@@ -12316,6 +12135,7 @@
               <w:pStyle w:val="a7"/>
             </w:pPr>
             <w:r>
+              <w:lastRenderedPageBreak/>
               <w:t>2</w:t>
             </w:r>
           </w:p>
@@ -12640,11 +12460,7 @@
               <w:pStyle w:val="a7"/>
             </w:pPr>
             <w:r>
-              <w:t>-10662021293482865001639570203603</w:t>
-            </w:r>
-            <w:r>
-              <w:lastRenderedPageBreak/>
-              <w:t>6419680</w:t>
+              <w:t>-106620212934828650016395702036036419680</w:t>
             </w:r>
           </w:p>
         </w:tc>
@@ -12662,7 +12478,6 @@
               <w:pStyle w:val="a7"/>
             </w:pPr>
             <w:r>
-              <w:lastRenderedPageBreak/>
               <w:t>49</w:t>
             </w:r>
           </w:p>
@@ -12777,7 +12592,11 @@
               <w:pStyle w:val="a7"/>
             </w:pPr>
             <w:r>
-              <w:t>51</w:t>
+              <w:t>5</w:t>
+            </w:r>
+            <w:r>
+              <w:lastRenderedPageBreak/>
+              <w:t>1</w:t>
             </w:r>
           </w:p>
         </w:tc>
@@ -12790,7 +12609,12 @@
               <w:pStyle w:val="a7"/>
             </w:pPr>
             <w:r>
-              <w:t>1745227538144929101314372103066386612179</w:t>
+              <w:lastRenderedPageBreak/>
+              <w:t>17452275381449291013143721030663</w:t>
+            </w:r>
+            <w:r>
+              <w:lastRenderedPageBreak/>
+              <w:t>86612179</w:t>
             </w:r>
           </w:p>
         </w:tc>
@@ -12803,7 +12627,12 @@
               <w:pStyle w:val="a7"/>
             </w:pPr>
             <w:r>
-              <w:t>-3079995454588868731210050099588419044532</w:t>
+              <w:lastRenderedPageBreak/>
+              <w:t>-</w:t>
+            </w:r>
+            <w:r>
+              <w:lastRenderedPageBreak/>
+              <w:t>3079995454588868731210050099588419044532</w:t>
             </w:r>
           </w:p>
         </w:tc>
@@ -12816,7 +12645,12 @@
               <w:pStyle w:val="a7"/>
             </w:pPr>
             <w:r>
-              <w:t>3695029711985797817241711468812356261089</w:t>
+              <w:lastRenderedPageBreak/>
+              <w:t>3695029711985797</w:t>
+            </w:r>
+            <w:r>
+              <w:lastRenderedPageBreak/>
+              <w:t>817241711468812356261089</w:t>
             </w:r>
           </w:p>
         </w:tc>
@@ -12825,21 +12659,13 @@
     <w:p>
       <w:pPr>
         <w:pStyle w:val="a3"/>
-        <w:rPr>
-          <w:lang w:val="en-US"/>
-        </w:rPr>
-      </w:pPr>
-      <w:r>
+      </w:pPr>
+      <w:r>
+        <w:lastRenderedPageBreak/>
         <w:t>Третьи входные данные. Расширенный алгоритм Евклида с усеченными остатками.</w:t>
       </w:r>
     </w:p>
-    <w:p>
-      <w:pPr>
-        <w:rPr>
-          <w:lang w:val="en-US"/>
-        </w:rPr>
-      </w:pPr>
-    </w:p>
+    <w:p/>
     <w:tbl>
       <w:tblPr>
         <w:tblStyle w:val="TableGrid"/>
@@ -12956,7 +12782,16 @@
               <w:rPr>
                 <w:lang w:val="en-US"/>
               </w:rPr>
-              <w:t>, c</w:t>
+              <w:t xml:space="preserve">, </w:t>
+            </w:r>
+            <w:r>
+              <w:t>м</w:t>
+            </w:r>
+            <w:r>
+              <w:rPr>
+                <w:lang w:val="en-US"/>
+              </w:rPr>
+              <w:t>c</w:t>
             </w:r>
           </w:p>
         </w:tc>
@@ -12991,7 +12826,16 @@
               <w:rPr>
                 <w:lang w:val="en-US"/>
               </w:rPr>
-              <w:t>, c</w:t>
+              <w:t xml:space="preserve">, </w:t>
+            </w:r>
+            <w:r>
+              <w:t>м</w:t>
+            </w:r>
+            <w:r>
+              <w:rPr>
+                <w:lang w:val="en-US"/>
+              </w:rPr>
+              <w:t>c</w:t>
             </w:r>
           </w:p>
         </w:tc>
@@ -13026,7 +12870,16 @@
               <w:rPr>
                 <w:lang w:val="en-US"/>
               </w:rPr>
-              <w:t>, c</w:t>
+              <w:t xml:space="preserve">, </w:t>
+            </w:r>
+            <w:r>
+              <w:t>м</w:t>
+            </w:r>
+            <w:r>
+              <w:rPr>
+                <w:lang w:val="en-US"/>
+              </w:rPr>
+              <w:t>c</w:t>
             </w:r>
           </w:p>
         </w:tc>
@@ -13084,9 +12937,6 @@
           <w:p>
             <w:pPr>
               <w:ind w:firstLine="0"/>
-              <w:rPr>
-                <w:lang w:val="en-US"/>
-              </w:rPr>
             </w:pPr>
             <w:r>
               <w:rPr>
@@ -13094,6 +12944,15 @@
               </w:rPr>
               <w:t>39</w:t>
             </w:r>
+            <w:r>
+              <w:t xml:space="preserve"> (</w:t>
+            </w:r>
+            <w:r>
+              <w:t>75</w:t>
+            </w:r>
+            <w:r>
+              <w:t>)</w:t>
+            </w:r>
           </w:p>
         </w:tc>
         <w:tc>
@@ -13206,6 +13065,18 @@
               </w:rPr>
               <w:t>47</w:t>
             </w:r>
+            <w:r>
+              <w:t xml:space="preserve"> (</w:t>
+            </w:r>
+            <w:r>
+              <w:t>141</w:t>
+            </w:r>
+            <w:r>
+              <w:rPr>
+                <w:lang w:val="en-US"/>
+              </w:rPr>
+              <w:t>)</w:t>
+            </w:r>
           </w:p>
         </w:tc>
         <w:tc>
@@ -13318,6 +13189,24 @@
               </w:rPr>
               <w:t>29</w:t>
             </w:r>
+            <w:r>
+              <w:rPr>
+                <w:lang w:val="en-US"/>
+              </w:rPr>
+              <w:t xml:space="preserve"> (</w:t>
+            </w:r>
+            <w:r>
+              <w:rPr>
+                <w:lang w:val="en-US"/>
+              </w:rPr>
+              <w:t>278</w:t>
+            </w:r>
+            <w:r>
+              <w:rPr>
+                <w:lang w:val="en-US"/>
+              </w:rPr>
+              <w:t>)</w:t>
+            </w:r>
           </w:p>
         </w:tc>
         <w:tc>
@@ -13403,14 +13292,12 @@
       <w:r>
         <w:t xml:space="preserve">и класс </w:t>
       </w:r>
-      <w:proofErr w:type="spellStart"/>
       <w:r>
         <w:rPr>
           <w:lang w:val="en-US"/>
         </w:rPr>
         <w:t>BigInteger</w:t>
       </w:r>
-      <w:proofErr w:type="spellEnd"/>
       <w:r>
         <w:t xml:space="preserve"> для работы с числами, превышающими лимит для </w:t>
       </w:r>
@@ -13418,20 +13305,17 @@
         <w:rPr>
           <w:lang w:val="en-US"/>
         </w:rPr>
-        <w:lastRenderedPageBreak/>
         <w:t>long</w:t>
       </w:r>
       <w:r>
         <w:t xml:space="preserve"> </w:t>
       </w:r>
-      <w:proofErr w:type="spellStart"/>
       <w:r>
         <w:rPr>
           <w:lang w:val="en-US"/>
         </w:rPr>
         <w:t>long</w:t>
       </w:r>
-      <w:proofErr w:type="spellEnd"/>
       <w:r>
         <w:t>.</w:t>
       </w:r>
@@ -13498,6 +13382,9 @@
     <w:p>
       <w:pPr>
         <w:pStyle w:val="a6"/>
+        <w:rPr>
+          <w:lang w:val="ru-RU"/>
+        </w:rPr>
       </w:pPr>
     </w:p>
     <w:p>
@@ -13507,8 +13394,6 @@
       <w:r>
         <w:t xml:space="preserve">import </w:t>
       </w:r>
-      <w:proofErr w:type="spellStart"/>
-      <w:proofErr w:type="gramStart"/>
       <w:r>
         <w:rPr>
           <w:u w:val="single"/>
@@ -13524,7 +13409,6 @@
         </w:rPr>
         <w:t>math</w:t>
       </w:r>
-      <w:proofErr w:type="gramEnd"/>
       <w:r>
         <w:t>.</w:t>
       </w:r>
@@ -13534,7 +13418,6 @@
         </w:rPr>
         <w:t>BigInteger</w:t>
       </w:r>
-      <w:proofErr w:type="spellEnd"/>
       <w:r>
         <w:t>;</w:t>
       </w:r>
@@ -13546,8 +13429,6 @@
       <w:r>
         <w:t xml:space="preserve">import </w:t>
       </w:r>
-      <w:proofErr w:type="spellStart"/>
-      <w:proofErr w:type="gramStart"/>
       <w:r>
         <w:rPr>
           <w:u w:val="single"/>
@@ -13563,7 +13444,6 @@
         </w:rPr>
         <w:t>util</w:t>
       </w:r>
-      <w:proofErr w:type="gramEnd"/>
       <w:r>
         <w:t>.</w:t>
       </w:r>
@@ -13573,7 +13453,6 @@
         </w:rPr>
         <w:t>Arrays</w:t>
       </w:r>
-      <w:proofErr w:type="spellEnd"/>
       <w:r>
         <w:t>;</w:t>
       </w:r>
@@ -13615,45 +13494,24 @@
       <w:r>
         <w:t xml:space="preserve">    public static </w:t>
       </w:r>
-      <w:proofErr w:type="spellStart"/>
-      <w:proofErr w:type="gramStart"/>
       <w:r>
         <w:rPr>
           <w:u w:val="single"/>
         </w:rPr>
         <w:t>BigInteger</w:t>
       </w:r>
-      <w:proofErr w:type="spellEnd"/>
-      <w:r>
-        <w:t>[</w:t>
-      </w:r>
-      <w:proofErr w:type="gramEnd"/>
-      <w:r>
-        <w:t xml:space="preserve">] </w:t>
-      </w:r>
-      <w:proofErr w:type="spellStart"/>
-      <w:proofErr w:type="gramStart"/>
-      <w:r>
-        <w:t>ExtendedGcd</w:t>
-      </w:r>
-      <w:proofErr w:type="spellEnd"/>
-      <w:r>
-        <w:t>(</w:t>
-      </w:r>
-      <w:proofErr w:type="spellStart"/>
-      <w:proofErr w:type="gramEnd"/>
+      <w:r>
+        <w:t>[] ExtendedGcd(</w:t>
+      </w:r>
       <w:r>
         <w:rPr>
           <w:u w:val="single"/>
         </w:rPr>
         <w:t>BigInteger</w:t>
       </w:r>
-      <w:proofErr w:type="spellEnd"/>
       <w:r>
         <w:t xml:space="preserve"> </w:t>
       </w:r>
-      <w:proofErr w:type="spellStart"/>
-      <w:proofErr w:type="gramStart"/>
       <w:r>
         <w:rPr>
           <w:i/>
@@ -13670,8 +13528,6 @@
         </w:rPr>
         <w:t>BigInteger</w:t>
       </w:r>
-      <w:proofErr w:type="spellEnd"/>
-      <w:proofErr w:type="gramEnd"/>
       <w:r>
         <w:t xml:space="preserve"> </w:t>
       </w:r>
@@ -13685,7 +13541,6 @@
       <w:r>
         <w:t xml:space="preserve">, </w:t>
       </w:r>
-      <w:proofErr w:type="spellStart"/>
       <w:r>
         <w:rPr>
           <w:i/>
@@ -13693,7 +13548,6 @@
         </w:rPr>
         <w:t>boolean</w:t>
       </w:r>
-      <w:proofErr w:type="spellEnd"/>
       <w:r>
         <w:t xml:space="preserve"> </w:t>
       </w:r>
@@ -13723,24 +13577,14 @@
       <w:r>
         <w:t xml:space="preserve">        </w:t>
       </w:r>
-      <w:proofErr w:type="spellStart"/>
       <w:r>
         <w:rPr>
           <w:u w:val="single"/>
         </w:rPr>
         <w:t>BigInteger</w:t>
       </w:r>
-      <w:proofErr w:type="spellEnd"/>
-      <w:r>
-        <w:t xml:space="preserve"> </w:t>
-      </w:r>
-      <w:proofErr w:type="spellStart"/>
-      <w:r>
-        <w:t>oldR</w:t>
-      </w:r>
-      <w:proofErr w:type="spellEnd"/>
-      <w:r>
-        <w:t xml:space="preserve"> = </w:t>
+      <w:r>
+        <w:t xml:space="preserve"> oldR = </w:t>
       </w:r>
       <w:r>
         <w:rPr>
@@ -13760,14 +13604,12 @@
       <w:r>
         <w:t xml:space="preserve">        </w:t>
       </w:r>
-      <w:proofErr w:type="spellStart"/>
       <w:r>
         <w:rPr>
           <w:u w:val="single"/>
         </w:rPr>
         <w:t>BigInteger</w:t>
       </w:r>
-      <w:proofErr w:type="spellEnd"/>
       <w:r>
         <w:t xml:space="preserve"> r = </w:t>
       </w:r>
@@ -13794,24 +13636,14 @@
       <w:r>
         <w:t xml:space="preserve">        </w:t>
       </w:r>
-      <w:proofErr w:type="spellStart"/>
       <w:r>
         <w:rPr>
           <w:u w:val="single"/>
         </w:rPr>
         <w:t>BigInteger</w:t>
       </w:r>
-      <w:proofErr w:type="spellEnd"/>
-      <w:r>
-        <w:t xml:space="preserve"> </w:t>
-      </w:r>
-      <w:proofErr w:type="spellStart"/>
-      <w:r>
-        <w:t>oldX</w:t>
-      </w:r>
-      <w:proofErr w:type="spellEnd"/>
-      <w:r>
-        <w:t xml:space="preserve"> = </w:t>
+      <w:r>
+        <w:t xml:space="preserve"> oldX = </w:t>
       </w:r>
       <w:r>
         <w:rPr>
@@ -13830,18 +13662,15 @@
       <w:r>
         <w:t xml:space="preserve">        </w:t>
       </w:r>
-      <w:proofErr w:type="spellStart"/>
       <w:r>
         <w:rPr>
           <w:u w:val="single"/>
         </w:rPr>
         <w:t>BigInteger</w:t>
       </w:r>
-      <w:proofErr w:type="spellEnd"/>
       <w:r>
         <w:t xml:space="preserve"> x = </w:t>
       </w:r>
-      <w:proofErr w:type="spellStart"/>
       <w:r>
         <w:rPr>
           <w:u w:val="single"/>
@@ -13849,11 +13678,7 @@
         <w:t>BigInteger</w:t>
       </w:r>
       <w:r>
-        <w:t>.ZERO</w:t>
-      </w:r>
-      <w:proofErr w:type="spellEnd"/>
-      <w:r>
-        <w:t>;</w:t>
+        <w:t>.ZERO;</w:t>
       </w:r>
     </w:p>
     <w:p>
@@ -13868,26 +13693,15 @@
       <w:r>
         <w:t xml:space="preserve">        </w:t>
       </w:r>
-      <w:proofErr w:type="spellStart"/>
       <w:r>
         <w:rPr>
           <w:u w:val="single"/>
         </w:rPr>
         <w:t>BigInteger</w:t>
       </w:r>
-      <w:proofErr w:type="spellEnd"/>
-      <w:r>
-        <w:t xml:space="preserve"> </w:t>
-      </w:r>
-      <w:proofErr w:type="spellStart"/>
-      <w:r>
-        <w:t>oldY</w:t>
-      </w:r>
-      <w:proofErr w:type="spellEnd"/>
-      <w:r>
-        <w:t xml:space="preserve"> = </w:t>
-      </w:r>
-      <w:proofErr w:type="spellStart"/>
+      <w:r>
+        <w:t xml:space="preserve"> oldY = </w:t>
+      </w:r>
       <w:r>
         <w:rPr>
           <w:u w:val="single"/>
@@ -13895,11 +13709,7 @@
         <w:t>BigInteger</w:t>
       </w:r>
       <w:r>
-        <w:t>.ZERO</w:t>
-      </w:r>
-      <w:proofErr w:type="spellEnd"/>
-      <w:r>
-        <w:t>;</w:t>
+        <w:t>.ZERO;</w:t>
       </w:r>
     </w:p>
     <w:p>
@@ -13909,14 +13719,12 @@
       <w:r>
         <w:t xml:space="preserve">        </w:t>
       </w:r>
-      <w:proofErr w:type="spellStart"/>
       <w:r>
         <w:rPr>
           <w:u w:val="single"/>
         </w:rPr>
         <w:t>BigInteger</w:t>
       </w:r>
-      <w:proofErr w:type="spellEnd"/>
       <w:r>
         <w:t xml:space="preserve"> y = </w:t>
       </w:r>
@@ -13963,30 +13771,8 @@
         <w:pStyle w:val="a6"/>
       </w:pPr>
       <w:r>
-        <w:t xml:space="preserve">        while </w:t>
-      </w:r>
-      <w:proofErr w:type="gramStart"/>
-      <w:r>
-        <w:t>(!</w:t>
-      </w:r>
-      <w:proofErr w:type="spellStart"/>
-      <w:r>
-        <w:t>r</w:t>
-      </w:r>
-      <w:proofErr w:type="gramEnd"/>
-      <w:r>
-        <w:t>.</w:t>
-      </w:r>
-      <w:proofErr w:type="gramStart"/>
-      <w:r>
-        <w:t>equals</w:t>
-      </w:r>
-      <w:proofErr w:type="spellEnd"/>
-      <w:r>
-        <w:t>(</w:t>
-      </w:r>
-      <w:proofErr w:type="spellStart"/>
-      <w:proofErr w:type="gramEnd"/>
+        <w:t>        while (!r.equals(</w:t>
+      </w:r>
       <w:r>
         <w:rPr>
           <w:u w:val="single"/>
@@ -13994,11 +13780,7 @@
         <w:t>BigInteger</w:t>
       </w:r>
       <w:r>
-        <w:t>.ZERO</w:t>
-      </w:r>
-      <w:proofErr w:type="spellEnd"/>
-      <w:r>
-        <w:t xml:space="preserve">)) </w:t>
+        <w:t xml:space="preserve">.ZERO)) </w:t>
       </w:r>
     </w:p>
     <w:p>
@@ -14016,24 +13798,14 @@
       <w:r>
         <w:t xml:space="preserve">            </w:t>
       </w:r>
-      <w:proofErr w:type="spellStart"/>
       <w:r>
         <w:rPr>
           <w:u w:val="single"/>
         </w:rPr>
         <w:t>BigInteger</w:t>
       </w:r>
-      <w:proofErr w:type="spellEnd"/>
-      <w:r>
-        <w:t xml:space="preserve"> q = </w:t>
-      </w:r>
-      <w:proofErr w:type="spellStart"/>
-      <w:r>
-        <w:t>oldR.divide</w:t>
-      </w:r>
-      <w:proofErr w:type="spellEnd"/>
-      <w:r>
-        <w:t>(r);</w:t>
+      <w:r>
+        <w:t xml:space="preserve"> q = oldR.divide(r);</w:t>
       </w:r>
     </w:p>
     <w:p>
@@ -14048,42 +13820,14 @@
       <w:r>
         <w:t xml:space="preserve">            </w:t>
       </w:r>
-      <w:proofErr w:type="spellStart"/>
       <w:r>
         <w:rPr>
           <w:u w:val="single"/>
         </w:rPr>
         <w:t>BigInteger</w:t>
       </w:r>
-      <w:proofErr w:type="spellEnd"/>
-      <w:r>
-        <w:t xml:space="preserve"> </w:t>
-      </w:r>
-      <w:proofErr w:type="spellStart"/>
-      <w:r>
-        <w:t>nextR</w:t>
-      </w:r>
-      <w:proofErr w:type="spellEnd"/>
-      <w:r>
-        <w:t xml:space="preserve"> = </w:t>
-      </w:r>
-      <w:proofErr w:type="spellStart"/>
-      <w:r>
-        <w:t>oldR.subtract</w:t>
-      </w:r>
-      <w:proofErr w:type="spellEnd"/>
-      <w:r>
-        <w:t>(</w:t>
-      </w:r>
-      <w:proofErr w:type="spellStart"/>
-      <w:proofErr w:type="gramStart"/>
-      <w:r>
-        <w:t>q.multiply</w:t>
-      </w:r>
-      <w:proofErr w:type="spellEnd"/>
-      <w:proofErr w:type="gramEnd"/>
-      <w:r>
-        <w:t>(r));</w:t>
+      <w:r>
+        <w:t xml:space="preserve"> nextR = oldR.subtract(q.multiply(r));</w:t>
       </w:r>
     </w:p>
     <w:p>
@@ -14091,15 +13835,37 @@
         <w:pStyle w:val="a6"/>
       </w:pPr>
       <w:r>
+        <w:t>            oldR = r;</w:t>
+      </w:r>
+    </w:p>
+    <w:p>
+      <w:pPr>
+        <w:pStyle w:val="a6"/>
+      </w:pPr>
+      <w:r>
+        <w:t>            r = nextR;</w:t>
+      </w:r>
+    </w:p>
+    <w:p>
+      <w:pPr>
+        <w:pStyle w:val="a6"/>
+      </w:pPr>
+    </w:p>
+    <w:p>
+      <w:pPr>
+        <w:pStyle w:val="a6"/>
+      </w:pPr>
+      <w:r>
         <w:t xml:space="preserve">            </w:t>
       </w:r>
-      <w:proofErr w:type="spellStart"/>
-      <w:r>
-        <w:t>oldR</w:t>
-      </w:r>
-      <w:proofErr w:type="spellEnd"/>
-      <w:r>
-        <w:t xml:space="preserve"> = r;</w:t>
+      <w:r>
+        <w:rPr>
+          <w:u w:val="single"/>
+        </w:rPr>
+        <w:t>BigInteger</w:t>
+      </w:r>
+      <w:r>
+        <w:t xml:space="preserve"> nextX = oldX.subtract(q.multiply(x));</w:t>
       </w:r>
     </w:p>
     <w:p>
@@ -14107,97 +13873,15 @@
         <w:pStyle w:val="a6"/>
       </w:pPr>
       <w:r>
-        <w:t xml:space="preserve">            r = </w:t>
-      </w:r>
-      <w:proofErr w:type="spellStart"/>
-      <w:r>
-        <w:t>nextR</w:t>
-      </w:r>
-      <w:proofErr w:type="spellEnd"/>
-      <w:r>
-        <w:t>;</w:t>
+        <w:t>            oldX = x;</w:t>
       </w:r>
     </w:p>
     <w:p>
       <w:pPr>
         <w:pStyle w:val="a6"/>
       </w:pPr>
-    </w:p>
-    <w:p>
-      <w:pPr>
-        <w:pStyle w:val="a6"/>
-      </w:pPr>
-      <w:r>
-        <w:t xml:space="preserve">            </w:t>
-      </w:r>
-      <w:proofErr w:type="spellStart"/>
-      <w:r>
-        <w:rPr>
-          <w:u w:val="single"/>
-        </w:rPr>
-        <w:t>BigInteger</w:t>
-      </w:r>
-      <w:proofErr w:type="spellEnd"/>
-      <w:r>
-        <w:t xml:space="preserve"> </w:t>
-      </w:r>
-      <w:proofErr w:type="spellStart"/>
-      <w:r>
-        <w:t>nextX</w:t>
-      </w:r>
-      <w:proofErr w:type="spellEnd"/>
-      <w:r>
-        <w:t xml:space="preserve"> = </w:t>
-      </w:r>
-      <w:proofErr w:type="spellStart"/>
-      <w:r>
-        <w:t>oldX.subtract</w:t>
-      </w:r>
-      <w:proofErr w:type="spellEnd"/>
-      <w:r>
-        <w:t>(</w:t>
-      </w:r>
-      <w:proofErr w:type="spellStart"/>
-      <w:proofErr w:type="gramStart"/>
-      <w:r>
-        <w:t>q.multiply</w:t>
-      </w:r>
-      <w:proofErr w:type="spellEnd"/>
-      <w:proofErr w:type="gramEnd"/>
-      <w:r>
-        <w:t>(x));</w:t>
-      </w:r>
-    </w:p>
-    <w:p>
-      <w:pPr>
-        <w:pStyle w:val="a6"/>
-      </w:pPr>
-      <w:r>
-        <w:t xml:space="preserve">            </w:t>
-      </w:r>
-      <w:proofErr w:type="spellStart"/>
-      <w:r>
-        <w:t>oldX</w:t>
-      </w:r>
-      <w:proofErr w:type="spellEnd"/>
-      <w:r>
-        <w:t xml:space="preserve"> = x;</w:t>
-      </w:r>
-    </w:p>
-    <w:p>
-      <w:pPr>
-        <w:pStyle w:val="a6"/>
-      </w:pPr>
-      <w:r>
-        <w:t xml:space="preserve">            x = </w:t>
-      </w:r>
-      <w:proofErr w:type="spellStart"/>
-      <w:r>
-        <w:t>nextX</w:t>
-      </w:r>
-      <w:proofErr w:type="spellEnd"/>
-      <w:r>
-        <w:t>;</w:t>
+      <w:r>
+        <w:t>            x = nextX;</w:t>
       </w:r>
     </w:p>
     <w:p>
@@ -14213,42 +13897,14 @@
         <w:lastRenderedPageBreak/>
         <w:t xml:space="preserve">            </w:t>
       </w:r>
-      <w:proofErr w:type="spellStart"/>
       <w:r>
         <w:rPr>
           <w:u w:val="single"/>
         </w:rPr>
         <w:t>BigInteger</w:t>
       </w:r>
-      <w:proofErr w:type="spellEnd"/>
-      <w:r>
-        <w:t xml:space="preserve"> </w:t>
-      </w:r>
-      <w:proofErr w:type="spellStart"/>
-      <w:r>
-        <w:t>nextY</w:t>
-      </w:r>
-      <w:proofErr w:type="spellEnd"/>
-      <w:r>
-        <w:t xml:space="preserve"> = </w:t>
-      </w:r>
-      <w:proofErr w:type="spellStart"/>
-      <w:r>
-        <w:t>oldY.subtract</w:t>
-      </w:r>
-      <w:proofErr w:type="spellEnd"/>
-      <w:r>
-        <w:t>(</w:t>
-      </w:r>
-      <w:proofErr w:type="spellStart"/>
-      <w:proofErr w:type="gramStart"/>
-      <w:r>
-        <w:t>q.multiply</w:t>
-      </w:r>
-      <w:proofErr w:type="spellEnd"/>
-      <w:proofErr w:type="gramEnd"/>
-      <w:r>
-        <w:t>(y));</w:t>
+      <w:r>
+        <w:t xml:space="preserve"> nextY = oldY.subtract(q.multiply(y));</w:t>
       </w:r>
     </w:p>
     <w:p>
@@ -14256,15 +13912,7 @@
         <w:pStyle w:val="a6"/>
       </w:pPr>
       <w:r>
-        <w:t xml:space="preserve">            </w:t>
-      </w:r>
-      <w:proofErr w:type="spellStart"/>
-      <w:r>
-        <w:t>oldY</w:t>
-      </w:r>
-      <w:proofErr w:type="spellEnd"/>
-      <w:r>
-        <w:t xml:space="preserve"> = y;</w:t>
+        <w:t>            oldY = y;</w:t>
       </w:r>
     </w:p>
     <w:p>
@@ -14272,15 +13920,7 @@
         <w:pStyle w:val="a6"/>
       </w:pPr>
       <w:r>
-        <w:t xml:space="preserve">            y = </w:t>
-      </w:r>
-      <w:proofErr w:type="spellStart"/>
-      <w:r>
-        <w:t>nextY</w:t>
-      </w:r>
-      <w:proofErr w:type="spellEnd"/>
-      <w:r>
-        <w:t>;</w:t>
+        <w:t>            y = nextY;</w:t>
       </w:r>
     </w:p>
     <w:p>
@@ -14326,7 +13966,6 @@
       <w:r>
         <w:t xml:space="preserve">                </w:t>
       </w:r>
-      <w:proofErr w:type="spellStart"/>
       <w:r>
         <w:rPr>
           <w:u w:val="single"/>
@@ -14334,11 +13973,7 @@
         <w:t>System</w:t>
       </w:r>
       <w:r>
-        <w:t>.out.printf</w:t>
-      </w:r>
-      <w:proofErr w:type="spellEnd"/>
-      <w:r>
-        <w:t xml:space="preserve">("%d </w:t>
+        <w:t xml:space="preserve">.out.printf("%d </w:t>
       </w:r>
       <w:r>
         <w:rPr>
@@ -14347,44 +13982,7 @@
         <w:t>итерация</w:t>
       </w:r>
       <w:r>
-        <w:t>: g=%s, x=%s, y=%</w:t>
-      </w:r>
-      <w:proofErr w:type="spellStart"/>
-      <w:r>
-        <w:t>s%n</w:t>
-      </w:r>
-      <w:proofErr w:type="spellEnd"/>
-      <w:proofErr w:type="gramStart"/>
-      <w:r>
-        <w:t>",iteration</w:t>
-      </w:r>
-      <w:proofErr w:type="gramEnd"/>
-      <w:r>
-        <w:t xml:space="preserve">, </w:t>
-      </w:r>
-      <w:proofErr w:type="spellStart"/>
-      <w:r>
-        <w:t>oldR</w:t>
-      </w:r>
-      <w:proofErr w:type="spellEnd"/>
-      <w:r>
-        <w:t xml:space="preserve">, </w:t>
-      </w:r>
-      <w:proofErr w:type="spellStart"/>
-      <w:r>
-        <w:t>oldX</w:t>
-      </w:r>
-      <w:proofErr w:type="spellEnd"/>
-      <w:r>
-        <w:t xml:space="preserve">, </w:t>
-      </w:r>
-      <w:proofErr w:type="spellStart"/>
-      <w:r>
-        <w:t>oldY</w:t>
-      </w:r>
-      <w:proofErr w:type="spellEnd"/>
-      <w:r>
-        <w:t>);</w:t>
+        <w:t>: g=%s, x=%s, y=%s%n",iteration, oldR, oldX, oldY);</w:t>
       </w:r>
     </w:p>
     <w:p>
@@ -14407,55 +14005,14 @@
       <w:r>
         <w:t xml:space="preserve">        return new </w:t>
       </w:r>
-      <w:proofErr w:type="spellStart"/>
-      <w:proofErr w:type="gramStart"/>
       <w:r>
         <w:rPr>
           <w:u w:val="single"/>
         </w:rPr>
         <w:t>BigInteger</w:t>
       </w:r>
-      <w:proofErr w:type="spellEnd"/>
-      <w:r>
-        <w:t>[</w:t>
-      </w:r>
-      <w:proofErr w:type="gramEnd"/>
-      <w:r>
-        <w:t xml:space="preserve">] </w:t>
-      </w:r>
-      <w:proofErr w:type="gramStart"/>
-      <w:r>
-        <w:t xml:space="preserve">{ </w:t>
-      </w:r>
-      <w:proofErr w:type="spellStart"/>
-      <w:r>
-        <w:t>oldR</w:t>
-      </w:r>
-      <w:proofErr w:type="spellEnd"/>
-      <w:proofErr w:type="gramEnd"/>
-      <w:r>
-        <w:t xml:space="preserve">, </w:t>
-      </w:r>
-      <w:proofErr w:type="spellStart"/>
-      <w:r>
-        <w:t>oldX</w:t>
-      </w:r>
-      <w:proofErr w:type="spellEnd"/>
-      <w:r>
-        <w:t xml:space="preserve">, </w:t>
-      </w:r>
-      <w:proofErr w:type="spellStart"/>
-      <w:proofErr w:type="gramStart"/>
-      <w:r>
-        <w:t>oldY</w:t>
-      </w:r>
-      <w:proofErr w:type="spellEnd"/>
-      <w:r>
-        <w:t xml:space="preserve"> }</w:t>
-      </w:r>
-      <w:proofErr w:type="gramEnd"/>
-      <w:r>
-        <w:t>;</w:t>
+      <w:r>
+        <w:t>[] { oldR, oldX, oldY };</w:t>
       </w:r>
     </w:p>
     <w:p>
@@ -14478,40 +14035,21 @@
       <w:r>
         <w:t xml:space="preserve">    private static </w:t>
       </w:r>
-      <w:proofErr w:type="spellStart"/>
-      <w:proofErr w:type="gramStart"/>
       <w:r>
         <w:rPr>
           <w:u w:val="single"/>
         </w:rPr>
         <w:t>BigInteger</w:t>
       </w:r>
-      <w:proofErr w:type="spellEnd"/>
-      <w:r>
-        <w:t>[</w:t>
-      </w:r>
-      <w:proofErr w:type="gramEnd"/>
-      <w:r>
-        <w:t xml:space="preserve">] </w:t>
-      </w:r>
-      <w:proofErr w:type="spellStart"/>
-      <w:proofErr w:type="gramStart"/>
-      <w:r>
-        <w:t>HalfCoefficients</w:t>
-      </w:r>
-      <w:proofErr w:type="spellEnd"/>
-      <w:r>
-        <w:t>(</w:t>
-      </w:r>
-      <w:proofErr w:type="spellStart"/>
-      <w:proofErr w:type="gramEnd"/>
+      <w:r>
+        <w:t>[] HalfCoefficients(</w:t>
+      </w:r>
       <w:r>
         <w:rPr>
           <w:u w:val="single"/>
         </w:rPr>
         <w:t>BigInteger</w:t>
       </w:r>
-      <w:proofErr w:type="spellEnd"/>
       <w:r>
         <w:t xml:space="preserve"> </w:t>
       </w:r>
@@ -14525,14 +14063,12 @@
       <w:r>
         <w:t xml:space="preserve">, </w:t>
       </w:r>
-      <w:proofErr w:type="spellStart"/>
       <w:r>
         <w:rPr>
           <w:u w:val="single"/>
         </w:rPr>
         <w:t>BigInteger</w:t>
       </w:r>
-      <w:proofErr w:type="spellEnd"/>
       <w:r>
         <w:t xml:space="preserve"> </w:t>
       </w:r>
@@ -14546,14 +14082,12 @@
       <w:r>
         <w:t xml:space="preserve">, </w:t>
       </w:r>
-      <w:proofErr w:type="spellStart"/>
       <w:r>
         <w:rPr>
           <w:u w:val="single"/>
         </w:rPr>
         <w:t>BigInteger</w:t>
       </w:r>
-      <w:proofErr w:type="spellEnd"/>
       <w:r>
         <w:t xml:space="preserve"> </w:t>
       </w:r>
@@ -14567,14 +14101,12 @@
       <w:r>
         <w:t xml:space="preserve">, </w:t>
       </w:r>
-      <w:proofErr w:type="spellStart"/>
       <w:r>
         <w:rPr>
           <w:u w:val="single"/>
         </w:rPr>
         <w:t>BigInteger</w:t>
       </w:r>
-      <w:proofErr w:type="spellEnd"/>
       <w:r>
         <w:t xml:space="preserve"> </w:t>
       </w:r>
@@ -14604,7 +14136,6 @@
       <w:r>
         <w:t>        if (</w:t>
       </w:r>
-      <w:proofErr w:type="gramStart"/>
       <w:r>
         <w:rPr>
           <w:i/>
@@ -14615,8 +14146,6 @@
       <w:r>
         <w:t>.mod(</w:t>
       </w:r>
-      <w:proofErr w:type="spellStart"/>
-      <w:proofErr w:type="gramEnd"/>
       <w:r>
         <w:rPr>
           <w:u w:val="single"/>
@@ -14624,18 +14153,8 @@
         <w:t>BigInteger</w:t>
       </w:r>
       <w:r>
-        <w:t>.TWO</w:t>
-      </w:r>
-      <w:proofErr w:type="spellEnd"/>
-      <w:proofErr w:type="gramStart"/>
-      <w:r>
-        <w:t>).equals</w:t>
-      </w:r>
-      <w:proofErr w:type="gramEnd"/>
-      <w:r>
-        <w:t>(</w:t>
-      </w:r>
-      <w:proofErr w:type="spellStart"/>
+        <w:t>.TWO).equals(</w:t>
+      </w:r>
       <w:r>
         <w:rPr>
           <w:u w:val="single"/>
@@ -14643,13 +14162,8 @@
         <w:t>BigInteger</w:t>
       </w:r>
       <w:r>
-        <w:t>.ZERO</w:t>
-      </w:r>
-      <w:proofErr w:type="spellEnd"/>
-      <w:r>
-        <w:t xml:space="preserve">) &amp;&amp; </w:t>
-      </w:r>
-      <w:proofErr w:type="gramStart"/>
+        <w:t xml:space="preserve">.ZERO) &amp;&amp; </w:t>
+      </w:r>
       <w:r>
         <w:rPr>
           <w:i/>
@@ -14660,8 +14174,6 @@
       <w:r>
         <w:t>.mod(</w:t>
       </w:r>
-      <w:proofErr w:type="spellStart"/>
-      <w:proofErr w:type="gramEnd"/>
       <w:r>
         <w:rPr>
           <w:u w:val="single"/>
@@ -14669,18 +14181,8 @@
         <w:t>BigInteger</w:t>
       </w:r>
       <w:r>
-        <w:t>.TWO</w:t>
-      </w:r>
-      <w:proofErr w:type="spellEnd"/>
-      <w:proofErr w:type="gramStart"/>
-      <w:r>
-        <w:t>).equals</w:t>
-      </w:r>
-      <w:proofErr w:type="gramEnd"/>
-      <w:r>
-        <w:t>(</w:t>
-      </w:r>
-      <w:proofErr w:type="spellStart"/>
+        <w:t>.TWO).equals(</w:t>
+      </w:r>
       <w:r>
         <w:rPr>
           <w:u w:val="single"/>
@@ -14688,11 +14190,7 @@
         <w:t>BigInteger</w:t>
       </w:r>
       <w:r>
-        <w:t>.ZERO</w:t>
-      </w:r>
-      <w:proofErr w:type="spellEnd"/>
-      <w:r>
-        <w:t xml:space="preserve">)) </w:t>
+        <w:t xml:space="preserve">.ZERO)) </w:t>
       </w:r>
     </w:p>
     <w:p>
@@ -14710,27 +14208,15 @@
       <w:r>
         <w:t xml:space="preserve">            return new </w:t>
       </w:r>
-      <w:proofErr w:type="spellStart"/>
-      <w:proofErr w:type="gramStart"/>
       <w:r>
         <w:rPr>
           <w:u w:val="single"/>
         </w:rPr>
         <w:t>BigInteger</w:t>
       </w:r>
-      <w:proofErr w:type="spellEnd"/>
-      <w:r>
-        <w:t>[</w:t>
-      </w:r>
-      <w:proofErr w:type="gramEnd"/>
-      <w:r>
-        <w:t xml:space="preserve">] </w:t>
-      </w:r>
-      <w:proofErr w:type="gramStart"/>
-      <w:r>
-        <w:t xml:space="preserve">{ </w:t>
-      </w:r>
-      <w:proofErr w:type="spellStart"/>
+      <w:r>
+        <w:t xml:space="preserve">[] { </w:t>
+      </w:r>
       <w:r>
         <w:rPr>
           <w:i/>
@@ -14738,20 +14224,9 @@
         </w:rPr>
         <w:t>x</w:t>
       </w:r>
-      <w:proofErr w:type="gramEnd"/>
-      <w:r>
-        <w:t>.</w:t>
-      </w:r>
-      <w:proofErr w:type="gramStart"/>
-      <w:r>
-        <w:t>divide</w:t>
-      </w:r>
-      <w:proofErr w:type="spellEnd"/>
-      <w:r>
-        <w:t>(</w:t>
-      </w:r>
-      <w:proofErr w:type="spellStart"/>
-      <w:proofErr w:type="gramEnd"/>
+      <w:r>
+        <w:t>.divide(</w:t>
+      </w:r>
       <w:r>
         <w:rPr>
           <w:u w:val="single"/>
@@ -14759,14 +14234,8 @@
         <w:t>BigInteger</w:t>
       </w:r>
       <w:r>
-        <w:t>.TWO</w:t>
-      </w:r>
-      <w:proofErr w:type="spellEnd"/>
-      <w:r>
-        <w:t xml:space="preserve">), </w:t>
-      </w:r>
-      <w:proofErr w:type="spellStart"/>
-      <w:proofErr w:type="gramStart"/>
+        <w:t xml:space="preserve">.TWO), </w:t>
+      </w:r>
       <w:r>
         <w:rPr>
           <w:i/>
@@ -14775,14 +14244,8 @@
         <w:t>y</w:t>
       </w:r>
       <w:r>
-        <w:t>.divide</w:t>
-      </w:r>
-      <w:proofErr w:type="spellEnd"/>
-      <w:proofErr w:type="gramEnd"/>
-      <w:r>
-        <w:t>(</w:t>
-      </w:r>
-      <w:proofErr w:type="spellStart"/>
+        <w:t>.divide(</w:t>
+      </w:r>
       <w:r>
         <w:rPr>
           <w:u w:val="single"/>
@@ -14790,16 +14253,7 @@
         <w:t>BigInteger</w:t>
       </w:r>
       <w:r>
-        <w:t>.TWO</w:t>
-      </w:r>
-      <w:proofErr w:type="spellEnd"/>
-      <w:proofErr w:type="gramStart"/>
-      <w:r>
-        <w:t>) }</w:t>
-      </w:r>
-      <w:proofErr w:type="gramEnd"/>
-      <w:r>
-        <w:t>;</w:t>
+        <w:t>.TWO) };</w:t>
       </w:r>
     </w:p>
     <w:p>
@@ -14822,27 +14276,15 @@
       <w:r>
         <w:t xml:space="preserve">        return new </w:t>
       </w:r>
-      <w:proofErr w:type="spellStart"/>
-      <w:proofErr w:type="gramStart"/>
       <w:r>
         <w:rPr>
           <w:u w:val="single"/>
         </w:rPr>
         <w:t>BigInteger</w:t>
       </w:r>
-      <w:proofErr w:type="spellEnd"/>
-      <w:r>
-        <w:t>[</w:t>
-      </w:r>
-      <w:proofErr w:type="gramEnd"/>
-      <w:r>
-        <w:t xml:space="preserve">] </w:t>
-      </w:r>
-      <w:proofErr w:type="gramStart"/>
-      <w:r>
-        <w:t xml:space="preserve">{ </w:t>
-      </w:r>
-      <w:proofErr w:type="spellStart"/>
+      <w:r>
+        <w:t xml:space="preserve">[] { </w:t>
+      </w:r>
       <w:r>
         <w:rPr>
           <w:i/>
@@ -14851,12 +14293,7 @@
         <w:t>x</w:t>
       </w:r>
       <w:r>
-        <w:t>.add</w:t>
-      </w:r>
-      <w:proofErr w:type="spellEnd"/>
-      <w:proofErr w:type="gramEnd"/>
-      <w:r>
-        <w:t>(</w:t>
+        <w:t>.add(</w:t>
       </w:r>
       <w:r>
         <w:rPr>
@@ -14865,15 +14302,9 @@
         </w:rPr>
         <w:t>b</w:t>
       </w:r>
-      <w:proofErr w:type="gramStart"/>
-      <w:r>
-        <w:t>).divide</w:t>
-      </w:r>
-      <w:proofErr w:type="gramEnd"/>
-      <w:r>
-        <w:t>(</w:t>
-      </w:r>
-      <w:proofErr w:type="spellStart"/>
+      <w:r>
+        <w:t>).divide(</w:t>
+      </w:r>
       <w:r>
         <w:rPr>
           <w:u w:val="single"/>
@@ -14881,14 +14312,8 @@
         <w:t>BigInteger</w:t>
       </w:r>
       <w:r>
-        <w:t>.TWO</w:t>
-      </w:r>
-      <w:proofErr w:type="spellEnd"/>
-      <w:r>
-        <w:t xml:space="preserve">), </w:t>
-      </w:r>
-      <w:proofErr w:type="spellStart"/>
-      <w:proofErr w:type="gramStart"/>
+        <w:t xml:space="preserve">.TWO), </w:t>
+      </w:r>
       <w:r>
         <w:rPr>
           <w:i/>
@@ -14897,12 +14322,7 @@
         <w:t>y</w:t>
       </w:r>
       <w:r>
-        <w:t>.subtract</w:t>
-      </w:r>
-      <w:proofErr w:type="spellEnd"/>
-      <w:proofErr w:type="gramEnd"/>
-      <w:r>
-        <w:t>(</w:t>
+        <w:t>.subtract(</w:t>
       </w:r>
       <w:r>
         <w:rPr>
@@ -14911,15 +14331,9 @@
         </w:rPr>
         <w:t>a</w:t>
       </w:r>
-      <w:proofErr w:type="gramStart"/>
-      <w:r>
-        <w:t>).divide</w:t>
-      </w:r>
-      <w:proofErr w:type="gramEnd"/>
-      <w:r>
-        <w:t>(</w:t>
-      </w:r>
-      <w:proofErr w:type="spellStart"/>
+      <w:r>
+        <w:t>).divide(</w:t>
+      </w:r>
       <w:r>
         <w:rPr>
           <w:u w:val="single"/>
@@ -14927,16 +14341,7 @@
         <w:t>BigInteger</w:t>
       </w:r>
       <w:r>
-        <w:t>.TWO</w:t>
-      </w:r>
-      <w:proofErr w:type="spellEnd"/>
-      <w:proofErr w:type="gramStart"/>
-      <w:r>
-        <w:t>) }</w:t>
-      </w:r>
-      <w:proofErr w:type="gramEnd"/>
-      <w:r>
-        <w:t>;</w:t>
+        <w:t>.TWO) };</w:t>
       </w:r>
     </w:p>
     <w:p>
@@ -14959,45 +14364,24 @@
       <w:r>
         <w:t xml:space="preserve">    public static </w:t>
       </w:r>
-      <w:proofErr w:type="spellStart"/>
-      <w:proofErr w:type="gramStart"/>
       <w:r>
         <w:rPr>
           <w:u w:val="single"/>
         </w:rPr>
         <w:t>BigInteger</w:t>
       </w:r>
-      <w:proofErr w:type="spellEnd"/>
-      <w:r>
-        <w:t>[</w:t>
-      </w:r>
-      <w:proofErr w:type="gramEnd"/>
-      <w:r>
-        <w:t xml:space="preserve">] </w:t>
-      </w:r>
-      <w:proofErr w:type="spellStart"/>
-      <w:proofErr w:type="gramStart"/>
-      <w:r>
-        <w:t>BinaryExtendedGcd</w:t>
-      </w:r>
-      <w:proofErr w:type="spellEnd"/>
-      <w:r>
-        <w:t>(</w:t>
-      </w:r>
-      <w:proofErr w:type="spellStart"/>
-      <w:proofErr w:type="gramEnd"/>
+      <w:r>
+        <w:t>[] BinaryExtendedGcd(</w:t>
+      </w:r>
       <w:r>
         <w:rPr>
           <w:u w:val="single"/>
         </w:rPr>
         <w:t>BigInteger</w:t>
       </w:r>
-      <w:proofErr w:type="spellEnd"/>
       <w:r>
         <w:t xml:space="preserve"> </w:t>
       </w:r>
-      <w:proofErr w:type="spellStart"/>
-      <w:proofErr w:type="gramStart"/>
       <w:r>
         <w:rPr>
           <w:i/>
@@ -15014,8 +14398,6 @@
         </w:rPr>
         <w:t>BigInteger</w:t>
       </w:r>
-      <w:proofErr w:type="spellEnd"/>
-      <w:proofErr w:type="gramEnd"/>
       <w:r>
         <w:t xml:space="preserve"> </w:t>
       </w:r>
@@ -15029,7 +14411,6 @@
       <w:r>
         <w:t xml:space="preserve">, </w:t>
       </w:r>
-      <w:proofErr w:type="spellStart"/>
       <w:r>
         <w:rPr>
           <w:i/>
@@ -15037,7 +14418,6 @@
         </w:rPr>
         <w:t>boolean</w:t>
       </w:r>
-      <w:proofErr w:type="spellEnd"/>
       <w:r>
         <w:t xml:space="preserve"> </w:t>
       </w:r>
@@ -15067,14 +14447,12 @@
       <w:r>
         <w:t xml:space="preserve">        </w:t>
       </w:r>
-      <w:proofErr w:type="spellStart"/>
       <w:r>
         <w:rPr>
           <w:u w:val="single"/>
         </w:rPr>
         <w:t>BigInteger</w:t>
       </w:r>
-      <w:proofErr w:type="spellEnd"/>
       <w:r>
         <w:t xml:space="preserve"> common = </w:t>
       </w:r>
@@ -15095,7 +14473,6 @@
       <w:r>
         <w:t>        while (</w:t>
       </w:r>
-      <w:proofErr w:type="gramStart"/>
       <w:r>
         <w:rPr>
           <w:i/>
@@ -15106,8 +14483,6 @@
       <w:r>
         <w:t>.mod(</w:t>
       </w:r>
-      <w:proofErr w:type="spellStart"/>
-      <w:proofErr w:type="gramEnd"/>
       <w:r>
         <w:rPr>
           <w:u w:val="single"/>
@@ -15115,18 +14490,8 @@
         <w:t>BigInteger</w:t>
       </w:r>
       <w:r>
-        <w:t>.TWO</w:t>
-      </w:r>
-      <w:proofErr w:type="spellEnd"/>
-      <w:proofErr w:type="gramStart"/>
-      <w:r>
-        <w:t>).equals</w:t>
-      </w:r>
-      <w:proofErr w:type="gramEnd"/>
-      <w:r>
-        <w:t>(</w:t>
-      </w:r>
-      <w:proofErr w:type="spellStart"/>
+        <w:t>.TWO).equals(</w:t>
+      </w:r>
       <w:r>
         <w:rPr>
           <w:u w:val="single"/>
@@ -15134,13 +14499,8 @@
         <w:t>BigInteger</w:t>
       </w:r>
       <w:r>
-        <w:t>.ZERO</w:t>
-      </w:r>
-      <w:proofErr w:type="spellEnd"/>
-      <w:r>
-        <w:t xml:space="preserve">) &amp;&amp; </w:t>
-      </w:r>
-      <w:proofErr w:type="gramStart"/>
+        <w:t xml:space="preserve">.ZERO) &amp;&amp; </w:t>
+      </w:r>
       <w:r>
         <w:rPr>
           <w:i/>
@@ -15151,8 +14511,6 @@
       <w:r>
         <w:t>.mod(</w:t>
       </w:r>
-      <w:proofErr w:type="spellStart"/>
-      <w:proofErr w:type="gramEnd"/>
       <w:r>
         <w:rPr>
           <w:u w:val="single"/>
@@ -15160,18 +14518,8 @@
         <w:t>BigInteger</w:t>
       </w:r>
       <w:r>
-        <w:t>.TWO</w:t>
-      </w:r>
-      <w:proofErr w:type="spellEnd"/>
-      <w:proofErr w:type="gramStart"/>
-      <w:r>
-        <w:t>).equals</w:t>
-      </w:r>
-      <w:proofErr w:type="gramEnd"/>
-      <w:r>
-        <w:t>(</w:t>
-      </w:r>
-      <w:proofErr w:type="spellStart"/>
+        <w:t>.TWO).equals(</w:t>
+      </w:r>
       <w:r>
         <w:rPr>
           <w:u w:val="single"/>
@@ -15179,11 +14527,7 @@
         <w:t>BigInteger</w:t>
       </w:r>
       <w:r>
-        <w:t>.ZERO</w:t>
-      </w:r>
-      <w:proofErr w:type="spellEnd"/>
-      <w:r>
-        <w:t xml:space="preserve">)) </w:t>
+        <w:t xml:space="preserve">.ZERO)) </w:t>
       </w:r>
     </w:p>
     <w:p>
@@ -15211,8 +14555,6 @@
       <w:r>
         <w:t xml:space="preserve"> = </w:t>
       </w:r>
-      <w:proofErr w:type="spellStart"/>
-      <w:proofErr w:type="gramStart"/>
       <w:r>
         <w:rPr>
           <w:i/>
@@ -15221,14 +14563,8 @@
         <w:t>a</w:t>
       </w:r>
       <w:r>
-        <w:t>.divide</w:t>
-      </w:r>
-      <w:proofErr w:type="spellEnd"/>
-      <w:proofErr w:type="gramEnd"/>
-      <w:r>
-        <w:t>(</w:t>
-      </w:r>
-      <w:proofErr w:type="spellStart"/>
+        <w:t>.divide(</w:t>
+      </w:r>
       <w:r>
         <w:rPr>
           <w:u w:val="single"/>
@@ -15236,11 +14572,7 @@
         <w:t>BigInteger</w:t>
       </w:r>
       <w:r>
-        <w:t>.TWO</w:t>
-      </w:r>
-      <w:proofErr w:type="spellEnd"/>
-      <w:r>
-        <w:t>);</w:t>
+        <w:t>.TWO);</w:t>
       </w:r>
     </w:p>
     <w:p>
@@ -15261,8 +14593,6 @@
       <w:r>
         <w:t xml:space="preserve"> = </w:t>
       </w:r>
-      <w:proofErr w:type="spellStart"/>
-      <w:proofErr w:type="gramStart"/>
       <w:r>
         <w:rPr>
           <w:i/>
@@ -15271,14 +14601,8 @@
         <w:t>b</w:t>
       </w:r>
       <w:r>
-        <w:t>.divide</w:t>
-      </w:r>
-      <w:proofErr w:type="spellEnd"/>
-      <w:proofErr w:type="gramEnd"/>
-      <w:r>
-        <w:t>(</w:t>
-      </w:r>
-      <w:proofErr w:type="spellStart"/>
+        <w:t>.divide(</w:t>
+      </w:r>
       <w:r>
         <w:rPr>
           <w:u w:val="single"/>
@@ -15286,11 +14610,7 @@
         <w:t>BigInteger</w:t>
       </w:r>
       <w:r>
-        <w:t>.TWO</w:t>
-      </w:r>
-      <w:proofErr w:type="spellEnd"/>
-      <w:r>
-        <w:t>);</w:t>
+        <w:t>.TWO);</w:t>
       </w:r>
     </w:p>
     <w:p>
@@ -15298,19 +14618,8 @@
         <w:pStyle w:val="a6"/>
       </w:pPr>
       <w:r>
-        <w:t xml:space="preserve">            common = </w:t>
-      </w:r>
-      <w:proofErr w:type="spellStart"/>
-      <w:proofErr w:type="gramStart"/>
-      <w:r>
-        <w:t>common.multiply</w:t>
-      </w:r>
-      <w:proofErr w:type="spellEnd"/>
-      <w:proofErr w:type="gramEnd"/>
-      <w:r>
-        <w:t>(</w:t>
-      </w:r>
-      <w:proofErr w:type="spellStart"/>
+        <w:t>            common = common.multiply(</w:t>
+      </w:r>
       <w:r>
         <w:rPr>
           <w:u w:val="single"/>
@@ -15318,11 +14627,7 @@
         <w:t>BigInteger</w:t>
       </w:r>
       <w:r>
-        <w:t>.TWO</w:t>
-      </w:r>
-      <w:proofErr w:type="spellEnd"/>
-      <w:r>
-        <w:t>);</w:t>
+        <w:t>.TWO);</w:t>
       </w:r>
     </w:p>
     <w:p>
@@ -15345,24 +14650,14 @@
       <w:r>
         <w:t xml:space="preserve">        </w:t>
       </w:r>
-      <w:proofErr w:type="spellStart"/>
       <w:r>
         <w:rPr>
           <w:u w:val="single"/>
         </w:rPr>
         <w:t>BigInteger</w:t>
       </w:r>
-      <w:proofErr w:type="spellEnd"/>
-      <w:r>
-        <w:t xml:space="preserve"> </w:t>
-      </w:r>
-      <w:proofErr w:type="spellStart"/>
-      <w:r>
-        <w:t>oldR</w:t>
-      </w:r>
-      <w:proofErr w:type="spellEnd"/>
-      <w:r>
-        <w:t xml:space="preserve"> = </w:t>
+      <w:r>
+        <w:t xml:space="preserve"> oldR = </w:t>
       </w:r>
       <w:r>
         <w:rPr>
@@ -15382,14 +14677,12 @@
       <w:r>
         <w:t xml:space="preserve">        </w:t>
       </w:r>
-      <w:proofErr w:type="spellStart"/>
       <w:r>
         <w:rPr>
           <w:u w:val="single"/>
         </w:rPr>
         <w:t>BigInteger</w:t>
       </w:r>
-      <w:proofErr w:type="spellEnd"/>
       <w:r>
         <w:t xml:space="preserve"> r = </w:t>
       </w:r>
@@ -15411,14 +14704,12 @@
       <w:r>
         <w:t xml:space="preserve">        </w:t>
       </w:r>
-      <w:proofErr w:type="spellStart"/>
       <w:r>
         <w:rPr>
           <w:u w:val="single"/>
         </w:rPr>
         <w:t>BigInteger</w:t>
       </w:r>
-      <w:proofErr w:type="spellEnd"/>
       <w:r>
         <w:t xml:space="preserve"> x1 = </w:t>
       </w:r>
@@ -15439,18 +14730,15 @@
       <w:r>
         <w:t xml:space="preserve">        </w:t>
       </w:r>
-      <w:proofErr w:type="spellStart"/>
       <w:r>
         <w:rPr>
           <w:u w:val="single"/>
         </w:rPr>
         <w:t>BigInteger</w:t>
       </w:r>
-      <w:proofErr w:type="spellEnd"/>
       <w:r>
         <w:t xml:space="preserve"> y1 = </w:t>
       </w:r>
-      <w:proofErr w:type="spellStart"/>
       <w:r>
         <w:rPr>
           <w:u w:val="single"/>
@@ -15458,11 +14746,7 @@
         <w:t>BigInteger</w:t>
       </w:r>
       <w:r>
-        <w:t>.ZERO</w:t>
-      </w:r>
-      <w:proofErr w:type="spellEnd"/>
-      <w:r>
-        <w:t>;</w:t>
+        <w:t>.ZERO;</w:t>
       </w:r>
     </w:p>
     <w:p>
@@ -15472,18 +14756,15 @@
       <w:r>
         <w:t xml:space="preserve">        </w:t>
       </w:r>
-      <w:proofErr w:type="spellStart"/>
       <w:r>
         <w:rPr>
           <w:u w:val="single"/>
         </w:rPr>
         <w:t>BigInteger</w:t>
       </w:r>
-      <w:proofErr w:type="spellEnd"/>
       <w:r>
         <w:t xml:space="preserve"> x2 = </w:t>
       </w:r>
-      <w:proofErr w:type="spellStart"/>
       <w:r>
         <w:rPr>
           <w:u w:val="single"/>
@@ -15491,11 +14772,7 @@
         <w:t>BigInteger</w:t>
       </w:r>
       <w:r>
-        <w:t>.ZERO</w:t>
-      </w:r>
-      <w:proofErr w:type="spellEnd"/>
-      <w:r>
-        <w:t>;</w:t>
+        <w:t>.ZERO;</w:t>
       </w:r>
     </w:p>
     <w:p>
@@ -15505,14 +14782,12 @@
       <w:r>
         <w:t xml:space="preserve">        </w:t>
       </w:r>
-      <w:proofErr w:type="spellStart"/>
       <w:r>
         <w:rPr>
           <w:u w:val="single"/>
         </w:rPr>
         <w:t>BigInteger</w:t>
       </w:r>
-      <w:proofErr w:type="spellEnd"/>
       <w:r>
         <w:t xml:space="preserve"> y2 = </w:t>
       </w:r>
@@ -15554,22 +14829,8 @@
         <w:pStyle w:val="a6"/>
       </w:pPr>
       <w:r>
-        <w:t xml:space="preserve">        while </w:t>
-      </w:r>
-      <w:proofErr w:type="gramStart"/>
-      <w:r>
-        <w:t>(!</w:t>
-      </w:r>
-      <w:proofErr w:type="spellStart"/>
-      <w:r>
-        <w:t>oldR.equals</w:t>
-      </w:r>
-      <w:proofErr w:type="spellEnd"/>
-      <w:proofErr w:type="gramEnd"/>
-      <w:r>
-        <w:t>(</w:t>
-      </w:r>
-      <w:proofErr w:type="spellStart"/>
+        <w:t>        while (!oldR.equals(</w:t>
+      </w:r>
       <w:r>
         <w:rPr>
           <w:u w:val="single"/>
@@ -15577,11 +14838,7 @@
         <w:t>BigInteger</w:t>
       </w:r>
       <w:r>
-        <w:t>.ZERO</w:t>
-      </w:r>
-      <w:proofErr w:type="spellEnd"/>
-      <w:r>
-        <w:t xml:space="preserve">)) </w:t>
+        <w:t xml:space="preserve">.ZERO)) </w:t>
       </w:r>
     </w:p>
     <w:p>
@@ -15597,14 +14854,8 @@
         <w:pStyle w:val="a6"/>
       </w:pPr>
       <w:r>
-        <w:t>            while (</w:t>
-      </w:r>
-      <w:proofErr w:type="gramStart"/>
-      <w:r>
-        <w:t>oldR.mod(</w:t>
-      </w:r>
-      <w:proofErr w:type="spellStart"/>
-      <w:proofErr w:type="gramEnd"/>
+        <w:t>            while (oldR.mod(</w:t>
+      </w:r>
       <w:r>
         <w:rPr>
           <w:u w:val="single"/>
@@ -15612,18 +14863,8 @@
         <w:t>BigInteger</w:t>
       </w:r>
       <w:r>
-        <w:t>.TWO</w:t>
-      </w:r>
-      <w:proofErr w:type="spellEnd"/>
-      <w:proofErr w:type="gramStart"/>
-      <w:r>
-        <w:t>).equals</w:t>
-      </w:r>
-      <w:proofErr w:type="gramEnd"/>
-      <w:r>
-        <w:t>(</w:t>
-      </w:r>
-      <w:proofErr w:type="spellStart"/>
+        <w:t>.TWO).equals(</w:t>
+      </w:r>
       <w:r>
         <w:rPr>
           <w:u w:val="single"/>
@@ -15631,11 +14872,7 @@
         <w:t>BigInteger</w:t>
       </w:r>
       <w:r>
-        <w:t>.ZERO</w:t>
-      </w:r>
-      <w:proofErr w:type="spellEnd"/>
-      <w:r>
-        <w:t xml:space="preserve">)) </w:t>
+        <w:t xml:space="preserve">.ZERO)) </w:t>
       </w:r>
     </w:p>
     <w:p>
@@ -15651,25 +14888,25 @@
         <w:pStyle w:val="a6"/>
       </w:pPr>
       <w:r>
+        <w:t>                oldR = oldR.divide(</w:t>
+      </w:r>
+      <w:r>
+        <w:rPr>
+          <w:u w:val="single"/>
+        </w:rPr>
+        <w:t>BigInteger</w:t>
+      </w:r>
+      <w:r>
+        <w:t>.TWO);</w:t>
+      </w:r>
+    </w:p>
+    <w:p>
+      <w:pPr>
+        <w:pStyle w:val="a6"/>
+      </w:pPr>
+      <w:r>
         <w:t xml:space="preserve">                </w:t>
       </w:r>
-      <w:proofErr w:type="spellStart"/>
-      <w:r>
-        <w:t>oldR</w:t>
-      </w:r>
-      <w:proofErr w:type="spellEnd"/>
-      <w:r>
-        <w:t xml:space="preserve"> = </w:t>
-      </w:r>
-      <w:proofErr w:type="spellStart"/>
-      <w:r>
-        <w:t>oldR.divide</w:t>
-      </w:r>
-      <w:proofErr w:type="spellEnd"/>
-      <w:r>
-        <w:t>(</w:t>
-      </w:r>
-      <w:proofErr w:type="spellStart"/>
       <w:r>
         <w:rPr>
           <w:u w:val="single"/>
@@ -15677,48 +14914,7 @@
         <w:t>BigInteger</w:t>
       </w:r>
       <w:r>
-        <w:t>.TWO</w:t>
-      </w:r>
-      <w:proofErr w:type="spellEnd"/>
-      <w:r>
-        <w:t>);</w:t>
-      </w:r>
-    </w:p>
-    <w:p>
-      <w:pPr>
-        <w:pStyle w:val="a6"/>
-      </w:pPr>
-      <w:r>
-        <w:t xml:space="preserve">                </w:t>
-      </w:r>
-      <w:proofErr w:type="spellStart"/>
-      <w:proofErr w:type="gramStart"/>
-      <w:r>
-        <w:rPr>
-          <w:u w:val="single"/>
-        </w:rPr>
-        <w:t>BigInteger</w:t>
-      </w:r>
-      <w:proofErr w:type="spellEnd"/>
-      <w:r>
-        <w:t>[</w:t>
-      </w:r>
-      <w:proofErr w:type="gramEnd"/>
-      <w:r>
-        <w:t xml:space="preserve">] coefficients = </w:t>
-      </w:r>
-      <w:proofErr w:type="spellStart"/>
-      <w:proofErr w:type="gramStart"/>
-      <w:r>
-        <w:t>HalfCoefficients</w:t>
-      </w:r>
-      <w:proofErr w:type="spellEnd"/>
-      <w:r>
-        <w:t>(</w:t>
-      </w:r>
-      <w:proofErr w:type="gramEnd"/>
-      <w:r>
-        <w:t xml:space="preserve">x1, y1, </w:t>
+        <w:t xml:space="preserve">[] coefficients = HalfCoefficients(x1, y1, </w:t>
       </w:r>
       <w:r>
         <w:rPr>
@@ -15746,15 +14942,7 @@
         <w:pStyle w:val="a6"/>
       </w:pPr>
       <w:r>
-        <w:t xml:space="preserve">                x1 = </w:t>
-      </w:r>
-      <w:proofErr w:type="gramStart"/>
-      <w:r>
-        <w:t>coefficients[</w:t>
-      </w:r>
-      <w:proofErr w:type="gramEnd"/>
-      <w:r>
-        <w:t>0];</w:t>
+        <w:t>                x1 = coefficients[0];</w:t>
       </w:r>
     </w:p>
     <w:p>
@@ -15762,15 +14950,7 @@
         <w:pStyle w:val="a6"/>
       </w:pPr>
       <w:r>
-        <w:t xml:space="preserve">                y1 = </w:t>
-      </w:r>
-      <w:proofErr w:type="gramStart"/>
-      <w:r>
-        <w:t>coefficients[</w:t>
-      </w:r>
-      <w:proofErr w:type="gramEnd"/>
-      <w:r>
-        <w:t>1];</w:t>
+        <w:t>                y1 = coefficients[1];</w:t>
       </w:r>
     </w:p>
     <w:p>
@@ -15791,14 +14971,8 @@
         <w:pStyle w:val="a6"/>
       </w:pPr>
       <w:r>
-        <w:t>            while (</w:t>
-      </w:r>
-      <w:proofErr w:type="gramStart"/>
-      <w:r>
-        <w:t>r.mod(</w:t>
-      </w:r>
-      <w:proofErr w:type="spellStart"/>
-      <w:proofErr w:type="gramEnd"/>
+        <w:t>            while (r.mod(</w:t>
+      </w:r>
       <w:r>
         <w:rPr>
           <w:u w:val="single"/>
@@ -15806,18 +14980,8 @@
         <w:t>BigInteger</w:t>
       </w:r>
       <w:r>
-        <w:t>.TWO</w:t>
-      </w:r>
-      <w:proofErr w:type="spellEnd"/>
-      <w:proofErr w:type="gramStart"/>
-      <w:r>
-        <w:t>).equals</w:t>
-      </w:r>
-      <w:proofErr w:type="gramEnd"/>
-      <w:r>
-        <w:t>(</w:t>
-      </w:r>
-      <w:proofErr w:type="spellStart"/>
+        <w:t>.TWO).equals(</w:t>
+      </w:r>
       <w:r>
         <w:rPr>
           <w:u w:val="single"/>
@@ -15825,11 +14989,7 @@
         <w:t>BigInteger</w:t>
       </w:r>
       <w:r>
-        <w:t>.ZERO</w:t>
-      </w:r>
-      <w:proofErr w:type="spellEnd"/>
-      <w:r>
-        <w:t>)) {</w:t>
+        <w:t>.ZERO)) {</w:t>
       </w:r>
     </w:p>
     <w:p>
@@ -15837,19 +14997,8 @@
         <w:pStyle w:val="a6"/>
       </w:pPr>
       <w:r>
-        <w:t xml:space="preserve">                r = </w:t>
-      </w:r>
-      <w:proofErr w:type="spellStart"/>
-      <w:proofErr w:type="gramStart"/>
-      <w:r>
-        <w:t>r.divide</w:t>
-      </w:r>
-      <w:proofErr w:type="spellEnd"/>
-      <w:proofErr w:type="gramEnd"/>
-      <w:r>
-        <w:t>(</w:t>
-      </w:r>
-      <w:proofErr w:type="spellStart"/>
+        <w:t>                r = r.divide(</w:t>
+      </w:r>
       <w:r>
         <w:rPr>
           <w:u w:val="single"/>
@@ -15857,11 +15006,7 @@
         <w:t>BigInteger</w:t>
       </w:r>
       <w:r>
-        <w:t>.TWO</w:t>
-      </w:r>
-      <w:proofErr w:type="spellEnd"/>
-      <w:r>
-        <w:t>);</w:t>
+        <w:t>.TWO);</w:t>
       </w:r>
     </w:p>
     <w:p>
@@ -15871,34 +15016,14 @@
       <w:r>
         <w:t xml:space="preserve">                </w:t>
       </w:r>
-      <w:proofErr w:type="spellStart"/>
-      <w:proofErr w:type="gramStart"/>
       <w:r>
         <w:rPr>
           <w:u w:val="single"/>
         </w:rPr>
         <w:t>BigInteger</w:t>
       </w:r>
-      <w:proofErr w:type="spellEnd"/>
-      <w:r>
-        <w:t>[</w:t>
-      </w:r>
-      <w:proofErr w:type="gramEnd"/>
-      <w:r>
-        <w:t xml:space="preserve">] coefficients = </w:t>
-      </w:r>
-      <w:proofErr w:type="spellStart"/>
-      <w:proofErr w:type="gramStart"/>
-      <w:r>
-        <w:t>HalfCoefficients</w:t>
-      </w:r>
-      <w:proofErr w:type="spellEnd"/>
-      <w:r>
-        <w:t>(</w:t>
-      </w:r>
-      <w:proofErr w:type="gramEnd"/>
-      <w:r>
-        <w:t xml:space="preserve">x2, y2, </w:t>
+      <w:r>
+        <w:t xml:space="preserve">[] coefficients = HalfCoefficients(x2, y2, </w:t>
       </w:r>
       <w:r>
         <w:rPr>
@@ -15926,15 +15051,7 @@
         <w:pStyle w:val="a6"/>
       </w:pPr>
       <w:r>
-        <w:t xml:space="preserve">                x2 = </w:t>
-      </w:r>
-      <w:proofErr w:type="gramStart"/>
-      <w:r>
-        <w:t>coefficients[</w:t>
-      </w:r>
-      <w:proofErr w:type="gramEnd"/>
-      <w:r>
-        <w:t>0];</w:t>
+        <w:t>                x2 = coefficients[0];</w:t>
       </w:r>
     </w:p>
     <w:p>
@@ -15942,15 +15059,7 @@
         <w:pStyle w:val="a6"/>
       </w:pPr>
       <w:r>
-        <w:t xml:space="preserve">                y2 = </w:t>
-      </w:r>
-      <w:proofErr w:type="gramStart"/>
-      <w:r>
-        <w:t>coefficients[</w:t>
-      </w:r>
-      <w:proofErr w:type="gramEnd"/>
-      <w:r>
-        <w:t>1];</w:t>
+        <w:t>                y2 = coefficients[1];</w:t>
       </w:r>
     </w:p>
     <w:p>
@@ -15971,44 +15080,15 @@
         <w:pStyle w:val="a6"/>
       </w:pPr>
       <w:r>
-        <w:t>            if (</w:t>
-      </w:r>
-      <w:proofErr w:type="spellStart"/>
-      <w:r>
-        <w:t>oldR.compareTo</w:t>
-      </w:r>
-      <w:proofErr w:type="spellEnd"/>
-      <w:r>
-        <w:t xml:space="preserve">(r) &gt;= </w:t>
-      </w:r>
-      <w:proofErr w:type="gramStart"/>
-      <w:r>
-        <w:t>0) {</w:t>
-      </w:r>
-      <w:proofErr w:type="gramEnd"/>
+        <w:t>            if (oldR.compareTo(r) &gt;= 0) {</w:t>
+      </w:r>
     </w:p>
     <w:p>
       <w:pPr>
         <w:pStyle w:val="a6"/>
       </w:pPr>
       <w:r>
-        <w:t xml:space="preserve">                </w:t>
-      </w:r>
-      <w:proofErr w:type="spellStart"/>
-      <w:r>
-        <w:t>oldR</w:t>
-      </w:r>
-      <w:proofErr w:type="spellEnd"/>
-      <w:r>
-        <w:t xml:space="preserve"> = </w:t>
-      </w:r>
-      <w:proofErr w:type="spellStart"/>
-      <w:r>
-        <w:t>oldR.subtract</w:t>
-      </w:r>
-      <w:proofErr w:type="spellEnd"/>
-      <w:r>
-        <w:t>(r);</w:t>
+        <w:t>                oldR = oldR.subtract(r);</w:t>
       </w:r>
     </w:p>
     <w:p>
@@ -16016,15 +15096,7 @@
         <w:pStyle w:val="a6"/>
       </w:pPr>
       <w:r>
-        <w:t>                x1 = x</w:t>
-      </w:r>
-      <w:proofErr w:type="gramStart"/>
-      <w:r>
-        <w:t>1.subtract</w:t>
-      </w:r>
-      <w:proofErr w:type="gramEnd"/>
-      <w:r>
-        <w:t>(x2);</w:t>
+        <w:t>                x1 = x1.subtract(x2);</w:t>
       </w:r>
     </w:p>
     <w:p>
@@ -16032,15 +15104,7 @@
         <w:pStyle w:val="a6"/>
       </w:pPr>
       <w:r>
-        <w:t>                y1 = y</w:t>
-      </w:r>
-      <w:proofErr w:type="gramStart"/>
-      <w:r>
-        <w:t>1.subtract</w:t>
-      </w:r>
-      <w:proofErr w:type="gramEnd"/>
-      <w:r>
-        <w:t>(y2);</w:t>
+        <w:t>                y1 = y1.subtract(y2);</w:t>
       </w:r>
     </w:p>
     <w:p>
@@ -16057,25 +15121,7 @@
       </w:pPr>
       <w:r>
         <w:lastRenderedPageBreak/>
-        <w:t xml:space="preserve">                r = </w:t>
-      </w:r>
-      <w:proofErr w:type="spellStart"/>
-      <w:proofErr w:type="gramStart"/>
-      <w:r>
-        <w:t>r.subtract</w:t>
-      </w:r>
-      <w:proofErr w:type="spellEnd"/>
-      <w:proofErr w:type="gramEnd"/>
-      <w:r>
-        <w:t>(</w:t>
-      </w:r>
-      <w:proofErr w:type="spellStart"/>
-      <w:r>
-        <w:t>oldR</w:t>
-      </w:r>
-      <w:proofErr w:type="spellEnd"/>
-      <w:r>
-        <w:t>);</w:t>
+        <w:t>                r = r.subtract(oldR);</w:t>
       </w:r>
     </w:p>
     <w:p>
@@ -16083,15 +15129,7 @@
         <w:pStyle w:val="a6"/>
       </w:pPr>
       <w:r>
-        <w:t>                x2 = x</w:t>
-      </w:r>
-      <w:proofErr w:type="gramStart"/>
-      <w:r>
-        <w:t>2.subtract</w:t>
-      </w:r>
-      <w:proofErr w:type="gramEnd"/>
-      <w:r>
-        <w:t>(x1);</w:t>
+        <w:t>                x2 = x2.subtract(x1);</w:t>
       </w:r>
     </w:p>
     <w:p>
@@ -16099,15 +15137,7 @@
         <w:pStyle w:val="a6"/>
       </w:pPr>
       <w:r>
-        <w:t>                y2 = y</w:t>
-      </w:r>
-      <w:proofErr w:type="gramStart"/>
-      <w:r>
-        <w:t>2.subtract</w:t>
-      </w:r>
-      <w:proofErr w:type="gramEnd"/>
-      <w:r>
-        <w:t>(y1);</w:t>
+        <w:t>                y2 = y2.subtract(y1);</w:t>
       </w:r>
     </w:p>
     <w:p>
@@ -16156,7 +15186,6 @@
       <w:r>
         <w:t xml:space="preserve">                </w:t>
       </w:r>
-      <w:proofErr w:type="spellStart"/>
       <w:r>
         <w:rPr>
           <w:u w:val="single"/>
@@ -16164,11 +15193,7 @@
         <w:t>System</w:t>
       </w:r>
       <w:r>
-        <w:t>.out.printf</w:t>
-      </w:r>
-      <w:proofErr w:type="spellEnd"/>
-      <w:r>
-        <w:t xml:space="preserve">("%d </w:t>
+        <w:t xml:space="preserve">.out.printf("%d </w:t>
       </w:r>
       <w:r>
         <w:rPr>
@@ -16177,15 +15202,7 @@
         <w:t>итерация</w:t>
       </w:r>
       <w:r>
-        <w:t>: g=%s, x=%s, y=%</w:t>
-      </w:r>
-      <w:proofErr w:type="spellStart"/>
-      <w:r>
-        <w:t>s%n</w:t>
-      </w:r>
-      <w:proofErr w:type="spellEnd"/>
-      <w:r>
-        <w:t>", iteration, r, x2, y2);</w:t>
+        <w:t>: g=%s, x=%s, y=%s%n", iteration, r, x2, y2);</w:t>
       </w:r>
     </w:p>
     <w:p>
@@ -16203,37 +15220,15 @@
       <w:r>
         <w:t xml:space="preserve">        return new </w:t>
       </w:r>
-      <w:proofErr w:type="spellStart"/>
-      <w:proofErr w:type="gramStart"/>
       <w:r>
         <w:rPr>
           <w:u w:val="single"/>
         </w:rPr>
         <w:t>BigInteger</w:t>
       </w:r>
-      <w:proofErr w:type="spellEnd"/>
-      <w:r>
-        <w:t>[</w:t>
-      </w:r>
-      <w:proofErr w:type="gramEnd"/>
-      <w:r>
-        <w:t>] {</w:t>
-      </w:r>
-      <w:proofErr w:type="spellStart"/>
-      <w:proofErr w:type="gramStart"/>
-      <w:r>
-        <w:t>common.multiply</w:t>
-      </w:r>
-      <w:proofErr w:type="spellEnd"/>
-      <w:proofErr w:type="gramEnd"/>
-      <w:r>
-        <w:t xml:space="preserve">(r), x2, </w:t>
-      </w:r>
-      <w:proofErr w:type="gramStart"/>
-      <w:r>
-        <w:t>y2};</w:t>
-      </w:r>
-      <w:proofErr w:type="gramEnd"/>
+      <w:r>
+        <w:t>[] {common.multiply(r), x2, y2};</w:t>
+      </w:r>
     </w:p>
     <w:p>
       <w:pPr>
@@ -16255,40 +15250,21 @@
       <w:r>
         <w:t xml:space="preserve">    public static </w:t>
       </w:r>
-      <w:proofErr w:type="spellStart"/>
-      <w:proofErr w:type="gramStart"/>
       <w:r>
         <w:rPr>
           <w:u w:val="single"/>
         </w:rPr>
         <w:t>BigInteger</w:t>
       </w:r>
-      <w:proofErr w:type="spellEnd"/>
-      <w:r>
-        <w:t>[</w:t>
-      </w:r>
-      <w:proofErr w:type="gramEnd"/>
-      <w:r>
-        <w:t xml:space="preserve">] </w:t>
-      </w:r>
-      <w:proofErr w:type="spellStart"/>
-      <w:proofErr w:type="gramStart"/>
-      <w:r>
-        <w:t>ExtendedGcdRR</w:t>
-      </w:r>
-      <w:proofErr w:type="spellEnd"/>
-      <w:r>
-        <w:t>(</w:t>
-      </w:r>
-      <w:proofErr w:type="spellStart"/>
-      <w:proofErr w:type="gramEnd"/>
+      <w:r>
+        <w:t>[] ExtendedGcdRR(</w:t>
+      </w:r>
       <w:r>
         <w:rPr>
           <w:u w:val="single"/>
         </w:rPr>
         <w:t>BigInteger</w:t>
       </w:r>
-      <w:proofErr w:type="spellEnd"/>
       <w:r>
         <w:t xml:space="preserve"> </w:t>
       </w:r>
@@ -16302,14 +15278,12 @@
       <w:r>
         <w:t xml:space="preserve">, </w:t>
       </w:r>
-      <w:proofErr w:type="spellStart"/>
       <w:r>
         <w:rPr>
           <w:u w:val="single"/>
         </w:rPr>
         <w:t>BigInteger</w:t>
       </w:r>
-      <w:proofErr w:type="spellEnd"/>
       <w:r>
         <w:t xml:space="preserve"> </w:t>
       </w:r>
@@ -16323,7 +15297,6 @@
       <w:r>
         <w:t xml:space="preserve">, </w:t>
       </w:r>
-      <w:proofErr w:type="spellStart"/>
       <w:r>
         <w:rPr>
           <w:i/>
@@ -16331,7 +15304,6 @@
         </w:rPr>
         <w:t>boolean</w:t>
       </w:r>
-      <w:proofErr w:type="spellEnd"/>
       <w:r>
         <w:t xml:space="preserve"> </w:t>
       </w:r>
@@ -16361,8 +15333,6 @@
       <w:r>
         <w:t>        if (</w:t>
       </w:r>
-      <w:proofErr w:type="spellStart"/>
-      <w:proofErr w:type="gramStart"/>
       <w:r>
         <w:rPr>
           <w:i/>
@@ -16371,14 +15341,8 @@
         <w:t>a</w:t>
       </w:r>
       <w:r>
-        <w:t>.equals</w:t>
-      </w:r>
-      <w:proofErr w:type="spellEnd"/>
-      <w:proofErr w:type="gramEnd"/>
-      <w:r>
-        <w:t>(</w:t>
-      </w:r>
-      <w:proofErr w:type="spellStart"/>
+        <w:t>.equals(</w:t>
+      </w:r>
       <w:r>
         <w:rPr>
           <w:u w:val="single"/>
@@ -16386,14 +15350,8 @@
         <w:t>BigInteger</w:t>
       </w:r>
       <w:r>
-        <w:t>.ZERO</w:t>
-      </w:r>
-      <w:proofErr w:type="spellEnd"/>
-      <w:proofErr w:type="gramStart"/>
-      <w:r>
-        <w:t>)) {</w:t>
-      </w:r>
-      <w:proofErr w:type="gramEnd"/>
+        <w:t>.ZERO)) {</w:t>
+      </w:r>
     </w:p>
     <w:p>
       <w:pPr>
@@ -16402,25 +15360,14 @@
       <w:r>
         <w:t xml:space="preserve">            return new </w:t>
       </w:r>
-      <w:proofErr w:type="spellStart"/>
-      <w:proofErr w:type="gramStart"/>
       <w:r>
         <w:rPr>
           <w:u w:val="single"/>
         </w:rPr>
         <w:t>BigInteger</w:t>
       </w:r>
-      <w:proofErr w:type="spellEnd"/>
-      <w:r>
-        <w:t>[</w:t>
-      </w:r>
-      <w:proofErr w:type="gramEnd"/>
-      <w:r>
-        <w:t xml:space="preserve">] </w:t>
-      </w:r>
-      <w:proofErr w:type="gramStart"/>
-      <w:r>
-        <w:t xml:space="preserve">{ </w:t>
+      <w:r>
+        <w:t xml:space="preserve">[] { </w:t>
       </w:r>
       <w:r>
         <w:rPr>
@@ -16429,11 +15376,9 @@
         </w:rPr>
         <w:t>b</w:t>
       </w:r>
-      <w:proofErr w:type="gramEnd"/>
       <w:r>
         <w:t xml:space="preserve">, </w:t>
       </w:r>
-      <w:proofErr w:type="spellStart"/>
       <w:r>
         <w:rPr>
           <w:u w:val="single"/>
@@ -16441,13 +15386,8 @@
         <w:t>BigInteger</w:t>
       </w:r>
       <w:r>
-        <w:t>.ZERO</w:t>
-      </w:r>
-      <w:proofErr w:type="spellEnd"/>
-      <w:r>
-        <w:t xml:space="preserve">, </w:t>
-      </w:r>
-      <w:proofErr w:type="gramStart"/>
+        <w:t xml:space="preserve">.ZERO, </w:t>
+      </w:r>
       <w:r>
         <w:rPr>
           <w:u w:val="single"/>
@@ -16455,11 +15395,7 @@
         <w:t>BigInteger</w:t>
       </w:r>
       <w:r>
-        <w:t>.ONE }</w:t>
-      </w:r>
-      <w:proofErr w:type="gramEnd"/>
-      <w:r>
-        <w:t>;</w:t>
+        <w:t>.ONE };</w:t>
       </w:r>
     </w:p>
     <w:p>
@@ -16477,8 +15413,6 @@
       <w:r>
         <w:t>        if (</w:t>
       </w:r>
-      <w:proofErr w:type="spellStart"/>
-      <w:proofErr w:type="gramStart"/>
       <w:r>
         <w:rPr>
           <w:i/>
@@ -16487,14 +15421,8 @@
         <w:t>b</w:t>
       </w:r>
       <w:r>
-        <w:t>.equals</w:t>
-      </w:r>
-      <w:proofErr w:type="spellEnd"/>
-      <w:proofErr w:type="gramEnd"/>
-      <w:r>
-        <w:t>(</w:t>
-      </w:r>
-      <w:proofErr w:type="spellStart"/>
+        <w:t>.equals(</w:t>
+      </w:r>
       <w:r>
         <w:rPr>
           <w:u w:val="single"/>
@@ -16502,14 +15430,8 @@
         <w:t>BigInteger</w:t>
       </w:r>
       <w:r>
-        <w:t>.ZERO</w:t>
-      </w:r>
-      <w:proofErr w:type="spellEnd"/>
-      <w:proofErr w:type="gramStart"/>
-      <w:r>
-        <w:t>)) {</w:t>
-      </w:r>
-      <w:proofErr w:type="gramEnd"/>
+        <w:t>.ZERO)) {</w:t>
+      </w:r>
     </w:p>
     <w:p>
       <w:pPr>
@@ -16518,25 +15440,14 @@
       <w:r>
         <w:t xml:space="preserve">            return new </w:t>
       </w:r>
-      <w:proofErr w:type="spellStart"/>
-      <w:proofErr w:type="gramStart"/>
       <w:r>
         <w:rPr>
           <w:u w:val="single"/>
         </w:rPr>
         <w:t>BigInteger</w:t>
       </w:r>
-      <w:proofErr w:type="spellEnd"/>
-      <w:r>
-        <w:t>[</w:t>
-      </w:r>
-      <w:proofErr w:type="gramEnd"/>
-      <w:r>
-        <w:t xml:space="preserve">] </w:t>
-      </w:r>
-      <w:proofErr w:type="gramStart"/>
-      <w:r>
-        <w:t xml:space="preserve">{ </w:t>
+      <w:r>
+        <w:t xml:space="preserve">[] { </w:t>
       </w:r>
       <w:r>
         <w:rPr>
@@ -16545,7 +15456,6 @@
         </w:rPr>
         <w:t>a</w:t>
       </w:r>
-      <w:proofErr w:type="gramEnd"/>
       <w:r>
         <w:t xml:space="preserve">, </w:t>
       </w:r>
@@ -16558,8 +15468,6 @@
       <w:r>
         <w:t xml:space="preserve">.ONE, </w:t>
       </w:r>
-      <w:proofErr w:type="spellStart"/>
-      <w:proofErr w:type="gramStart"/>
       <w:r>
         <w:rPr>
           <w:u w:val="single"/>
@@ -16567,15 +15475,7 @@
         <w:t>BigInteger</w:t>
       </w:r>
       <w:r>
-        <w:t>.ZERO</w:t>
-      </w:r>
-      <w:proofErr w:type="spellEnd"/>
-      <w:r>
-        <w:t xml:space="preserve"> }</w:t>
-      </w:r>
-      <w:proofErr w:type="gramEnd"/>
-      <w:r>
-        <w:t>;</w:t>
+        <w:t>.ZERO };</w:t>
       </w:r>
     </w:p>
     <w:p>
@@ -16598,24 +15498,14 @@
       <w:r>
         <w:t xml:space="preserve">        </w:t>
       </w:r>
-      <w:proofErr w:type="spellStart"/>
       <w:r>
         <w:rPr>
           <w:u w:val="single"/>
         </w:rPr>
         <w:t>BigInteger</w:t>
       </w:r>
-      <w:proofErr w:type="spellEnd"/>
-      <w:r>
-        <w:t xml:space="preserve"> </w:t>
-      </w:r>
-      <w:proofErr w:type="spellStart"/>
-      <w:r>
-        <w:t>oldR</w:t>
-      </w:r>
-      <w:proofErr w:type="spellEnd"/>
-      <w:r>
-        <w:t xml:space="preserve"> = </w:t>
+      <w:r>
+        <w:t xml:space="preserve"> oldR = </w:t>
       </w:r>
       <w:r>
         <w:rPr>
@@ -16635,14 +15525,12 @@
       <w:r>
         <w:t xml:space="preserve">        </w:t>
       </w:r>
-      <w:proofErr w:type="spellStart"/>
       <w:r>
         <w:rPr>
           <w:u w:val="single"/>
         </w:rPr>
         <w:t>BigInteger</w:t>
       </w:r>
-      <w:proofErr w:type="spellEnd"/>
       <w:r>
         <w:t xml:space="preserve"> r = </w:t>
       </w:r>
@@ -16664,24 +15552,14 @@
       <w:r>
         <w:t xml:space="preserve">        </w:t>
       </w:r>
-      <w:proofErr w:type="spellStart"/>
       <w:r>
         <w:rPr>
           <w:u w:val="single"/>
         </w:rPr>
         <w:t>BigInteger</w:t>
       </w:r>
-      <w:proofErr w:type="spellEnd"/>
-      <w:r>
-        <w:t xml:space="preserve"> </w:t>
-      </w:r>
-      <w:proofErr w:type="spellStart"/>
-      <w:r>
-        <w:t>oldX</w:t>
-      </w:r>
-      <w:proofErr w:type="spellEnd"/>
-      <w:r>
-        <w:t xml:space="preserve"> = </w:t>
+      <w:r>
+        <w:t xml:space="preserve"> oldX = </w:t>
       </w:r>
       <w:r>
         <w:rPr>
@@ -16700,26 +15578,15 @@
       <w:r>
         <w:t xml:space="preserve">        </w:t>
       </w:r>
-      <w:proofErr w:type="spellStart"/>
       <w:r>
         <w:rPr>
           <w:u w:val="single"/>
         </w:rPr>
         <w:t>BigInteger</w:t>
       </w:r>
-      <w:proofErr w:type="spellEnd"/>
-      <w:r>
-        <w:t xml:space="preserve"> </w:t>
-      </w:r>
-      <w:proofErr w:type="spellStart"/>
-      <w:r>
-        <w:t>oldY</w:t>
-      </w:r>
-      <w:proofErr w:type="spellEnd"/>
-      <w:r>
-        <w:t xml:space="preserve"> = </w:t>
-      </w:r>
-      <w:proofErr w:type="spellStart"/>
+      <w:r>
+        <w:t xml:space="preserve"> oldY = </w:t>
+      </w:r>
       <w:r>
         <w:rPr>
           <w:u w:val="single"/>
@@ -16727,11 +15594,7 @@
         <w:t>BigInteger</w:t>
       </w:r>
       <w:r>
-        <w:t>.ZERO</w:t>
-      </w:r>
-      <w:proofErr w:type="spellEnd"/>
-      <w:r>
-        <w:t>;</w:t>
+        <w:t>.ZERO;</w:t>
       </w:r>
     </w:p>
     <w:p>
@@ -16741,18 +15604,15 @@
       <w:r>
         <w:t xml:space="preserve">        </w:t>
       </w:r>
-      <w:proofErr w:type="spellStart"/>
       <w:r>
         <w:rPr>
           <w:u w:val="single"/>
         </w:rPr>
         <w:t>BigInteger</w:t>
       </w:r>
-      <w:proofErr w:type="spellEnd"/>
       <w:r>
         <w:t xml:space="preserve"> x = </w:t>
       </w:r>
-      <w:proofErr w:type="spellStart"/>
       <w:r>
         <w:rPr>
           <w:u w:val="single"/>
@@ -16760,11 +15620,7 @@
         <w:t>BigInteger</w:t>
       </w:r>
       <w:r>
-        <w:t>.ZERO</w:t>
-      </w:r>
-      <w:proofErr w:type="spellEnd"/>
-      <w:r>
-        <w:t>;</w:t>
+        <w:t>.ZERO;</w:t>
       </w:r>
     </w:p>
     <w:p>
@@ -16774,14 +15630,12 @@
       <w:r>
         <w:t xml:space="preserve">        </w:t>
       </w:r>
-      <w:proofErr w:type="spellStart"/>
       <w:r>
         <w:rPr>
           <w:u w:val="single"/>
         </w:rPr>
         <w:t>BigInteger</w:t>
       </w:r>
-      <w:proofErr w:type="spellEnd"/>
       <w:r>
         <w:t xml:space="preserve"> y = </w:t>
       </w:r>
@@ -16823,30 +15677,8 @@
         <w:pStyle w:val="a6"/>
       </w:pPr>
       <w:r>
-        <w:t>        while</w:t>
-      </w:r>
-      <w:proofErr w:type="gramStart"/>
-      <w:r>
-        <w:t>(!</w:t>
-      </w:r>
-      <w:proofErr w:type="spellStart"/>
-      <w:r>
-        <w:t>r</w:t>
-      </w:r>
-      <w:proofErr w:type="gramEnd"/>
-      <w:r>
-        <w:t>.</w:t>
-      </w:r>
-      <w:proofErr w:type="gramStart"/>
-      <w:r>
-        <w:t>equals</w:t>
-      </w:r>
-      <w:proofErr w:type="spellEnd"/>
-      <w:r>
-        <w:t>(</w:t>
-      </w:r>
-      <w:proofErr w:type="spellStart"/>
-      <w:proofErr w:type="gramEnd"/>
+        <w:t>        while(!r.equals(</w:t>
+      </w:r>
       <w:r>
         <w:rPr>
           <w:u w:val="single"/>
@@ -16854,11 +15686,7 @@
         <w:t>BigInteger</w:t>
       </w:r>
       <w:r>
-        <w:t>.ZERO</w:t>
-      </w:r>
-      <w:proofErr w:type="spellEnd"/>
-      <w:r>
-        <w:t>))</w:t>
+        <w:t>.ZERO))</w:t>
       </w:r>
     </w:p>
     <w:p>
@@ -16882,14 +15710,12 @@
         <w:lastRenderedPageBreak/>
         <w:t xml:space="preserve">            </w:t>
       </w:r>
-      <w:proofErr w:type="spellStart"/>
       <w:r>
         <w:rPr>
           <w:u w:val="single"/>
         </w:rPr>
         <w:t>BigInteger</w:t>
       </w:r>
-      <w:proofErr w:type="spellEnd"/>
       <w:r>
         <w:t xml:space="preserve"> q =</w:t>
       </w:r>
@@ -16899,17 +15725,8 @@
         <w:pStyle w:val="a6"/>
       </w:pPr>
       <w:r>
-        <w:t>            (</w:t>
-      </w:r>
-      <w:proofErr w:type="spellStart"/>
-      <w:r>
-        <w:t>oldR.multiply</w:t>
-      </w:r>
-      <w:proofErr w:type="spellEnd"/>
-      <w:r>
-        <w:t>(</w:t>
-      </w:r>
-      <w:proofErr w:type="spellStart"/>
+        <w:t>            (oldR.multiply(</w:t>
+      </w:r>
       <w:r>
         <w:rPr>
           <w:u w:val="single"/>
@@ -16917,19 +15734,7 @@
         <w:t>BigInteger</w:t>
       </w:r>
       <w:r>
-        <w:t>.valueOf</w:t>
-      </w:r>
-      <w:proofErr w:type="spellEnd"/>
-      <w:r>
-        <w:t>(2L)</w:t>
-      </w:r>
-      <w:proofErr w:type="gramStart"/>
-      <w:r>
-        <w:t>).add</w:t>
-      </w:r>
-      <w:proofErr w:type="gramEnd"/>
-      <w:r>
-        <w:t>(r)).</w:t>
+        <w:t>.valueOf(2L)).add(r)).</w:t>
       </w:r>
     </w:p>
     <w:p>
@@ -16945,19 +15750,8 @@
         <w:pStyle w:val="a6"/>
       </w:pPr>
       <w:r>
-        <w:t>            (</w:t>
-      </w:r>
-      <w:proofErr w:type="spellStart"/>
-      <w:proofErr w:type="gramStart"/>
-      <w:r>
-        <w:t>r.multiply</w:t>
-      </w:r>
-      <w:proofErr w:type="spellEnd"/>
-      <w:proofErr w:type="gramEnd"/>
-      <w:r>
-        <w:t>(</w:t>
-      </w:r>
-      <w:proofErr w:type="spellStart"/>
+        <w:t>            (r.multiply(</w:t>
+      </w:r>
       <w:r>
         <w:rPr>
           <w:u w:val="single"/>
@@ -16965,19 +15759,7 @@
         <w:t>BigInteger</w:t>
       </w:r>
       <w:r>
-        <w:t>.valueOf</w:t>
-      </w:r>
-      <w:proofErr w:type="spellEnd"/>
-      <w:r>
-        <w:t>(2</w:t>
-      </w:r>
-      <w:proofErr w:type="gramStart"/>
-      <w:r>
-        <w:t>L))</w:t>
-      </w:r>
-      <w:proofErr w:type="gramEnd"/>
-      <w:r>
-        <w:t>);</w:t>
+        <w:t>.valueOf(2L)));</w:t>
       </w:r>
     </w:p>
     <w:p>
@@ -16992,42 +15774,14 @@
       <w:r>
         <w:t xml:space="preserve">            </w:t>
       </w:r>
-      <w:proofErr w:type="spellStart"/>
       <w:r>
         <w:rPr>
           <w:u w:val="single"/>
         </w:rPr>
         <w:t>BigInteger</w:t>
       </w:r>
-      <w:proofErr w:type="spellEnd"/>
-      <w:r>
-        <w:t xml:space="preserve"> </w:t>
-      </w:r>
-      <w:proofErr w:type="spellStart"/>
-      <w:r>
-        <w:t>nextR</w:t>
-      </w:r>
-      <w:proofErr w:type="spellEnd"/>
-      <w:r>
-        <w:t xml:space="preserve"> = </w:t>
-      </w:r>
-      <w:proofErr w:type="spellStart"/>
-      <w:r>
-        <w:t>oldR.subtract</w:t>
-      </w:r>
-      <w:proofErr w:type="spellEnd"/>
-      <w:r>
-        <w:t>(</w:t>
-      </w:r>
-      <w:proofErr w:type="spellStart"/>
-      <w:proofErr w:type="gramStart"/>
-      <w:r>
-        <w:t>q.multiply</w:t>
-      </w:r>
-      <w:proofErr w:type="spellEnd"/>
-      <w:proofErr w:type="gramEnd"/>
-      <w:r>
-        <w:t>(r));</w:t>
+      <w:r>
+        <w:t xml:space="preserve"> nextR = oldR.subtract(q.multiply(r));</w:t>
       </w:r>
     </w:p>
     <w:p>
@@ -17040,28 +15794,37 @@
         <w:pStyle w:val="a6"/>
       </w:pPr>
       <w:r>
+        <w:t>            oldR = r.abs();</w:t>
+      </w:r>
+    </w:p>
+    <w:p>
+      <w:pPr>
+        <w:pStyle w:val="a6"/>
+      </w:pPr>
+      <w:r>
+        <w:t>            r = nextR.abs();</w:t>
+      </w:r>
+    </w:p>
+    <w:p>
+      <w:pPr>
+        <w:pStyle w:val="a6"/>
+      </w:pPr>
+    </w:p>
+    <w:p>
+      <w:pPr>
+        <w:pStyle w:val="a6"/>
+      </w:pPr>
+      <w:r>
         <w:t xml:space="preserve">            </w:t>
       </w:r>
-      <w:proofErr w:type="spellStart"/>
-      <w:r>
-        <w:t>oldR</w:t>
-      </w:r>
-      <w:proofErr w:type="spellEnd"/>
-      <w:r>
-        <w:t xml:space="preserve"> = </w:t>
-      </w:r>
-      <w:proofErr w:type="spellStart"/>
-      <w:proofErr w:type="gramStart"/>
-      <w:r>
-        <w:t>r.abs</w:t>
-      </w:r>
-      <w:proofErr w:type="spellEnd"/>
-      <w:r>
-        <w:t>(</w:t>
-      </w:r>
-      <w:proofErr w:type="gramEnd"/>
-      <w:r>
-        <w:t>);</w:t>
+      <w:r>
+        <w:rPr>
+          <w:u w:val="single"/>
+        </w:rPr>
+        <w:t>BigInteger</w:t>
+      </w:r>
+      <w:r>
+        <w:t xml:space="preserve"> nextX = oldX.subtract(q.multiply(x));</w:t>
       </w:r>
     </w:p>
     <w:p>
@@ -17069,20 +15832,16 @@
         <w:pStyle w:val="a6"/>
       </w:pPr>
       <w:r>
-        <w:t xml:space="preserve">            r = </w:t>
-      </w:r>
-      <w:proofErr w:type="spellStart"/>
-      <w:proofErr w:type="gramStart"/>
-      <w:r>
-        <w:t>nextR.abs</w:t>
-      </w:r>
-      <w:proofErr w:type="spellEnd"/>
-      <w:r>
-        <w:t>(</w:t>
-      </w:r>
-      <w:proofErr w:type="gramEnd"/>
-      <w:r>
-        <w:t>);</w:t>
+        <w:t xml:space="preserve">            </w:t>
+      </w:r>
+      <w:r>
+        <w:rPr>
+          <w:u w:val="single"/>
+        </w:rPr>
+        <w:t>BigInteger</w:t>
+      </w:r>
+      <w:r>
+        <w:t xml:space="preserve"> nextY = oldY.subtract(q.multiply(y));</w:t>
       </w:r>
     </w:p>
     <w:p>
@@ -17095,44 +15854,7 @@
         <w:pStyle w:val="a6"/>
       </w:pPr>
       <w:r>
-        <w:t xml:space="preserve">            </w:t>
-      </w:r>
-      <w:proofErr w:type="spellStart"/>
-      <w:r>
-        <w:rPr>
-          <w:u w:val="single"/>
-        </w:rPr>
-        <w:t>BigInteger</w:t>
-      </w:r>
-      <w:proofErr w:type="spellEnd"/>
-      <w:r>
-        <w:t xml:space="preserve"> </w:t>
-      </w:r>
-      <w:proofErr w:type="spellStart"/>
-      <w:r>
-        <w:t>nextX</w:t>
-      </w:r>
-      <w:proofErr w:type="spellEnd"/>
-      <w:r>
-        <w:t xml:space="preserve"> = </w:t>
-      </w:r>
-      <w:proofErr w:type="spellStart"/>
-      <w:r>
-        <w:t>oldX.subtract</w:t>
-      </w:r>
-      <w:proofErr w:type="spellEnd"/>
-      <w:r>
-        <w:t>(</w:t>
-      </w:r>
-      <w:proofErr w:type="spellStart"/>
-      <w:proofErr w:type="gramStart"/>
-      <w:r>
-        <w:t>q.multiply</w:t>
-      </w:r>
-      <w:proofErr w:type="spellEnd"/>
-      <w:proofErr w:type="gramEnd"/>
-      <w:r>
-        <w:t>(x));</w:t>
+        <w:t>            oldX = x;</w:t>
       </w:r>
     </w:p>
     <w:p>
@@ -17140,44 +15862,7 @@
         <w:pStyle w:val="a6"/>
       </w:pPr>
       <w:r>
-        <w:t xml:space="preserve">            </w:t>
-      </w:r>
-      <w:proofErr w:type="spellStart"/>
-      <w:r>
-        <w:rPr>
-          <w:u w:val="single"/>
-        </w:rPr>
-        <w:t>BigInteger</w:t>
-      </w:r>
-      <w:proofErr w:type="spellEnd"/>
-      <w:r>
-        <w:t xml:space="preserve"> </w:t>
-      </w:r>
-      <w:proofErr w:type="spellStart"/>
-      <w:r>
-        <w:t>nextY</w:t>
-      </w:r>
-      <w:proofErr w:type="spellEnd"/>
-      <w:r>
-        <w:t xml:space="preserve"> = </w:t>
-      </w:r>
-      <w:proofErr w:type="spellStart"/>
-      <w:r>
-        <w:t>oldY.subtract</w:t>
-      </w:r>
-      <w:proofErr w:type="spellEnd"/>
-      <w:r>
-        <w:t>(</w:t>
-      </w:r>
-      <w:proofErr w:type="spellStart"/>
-      <w:proofErr w:type="gramStart"/>
-      <w:r>
-        <w:t>q.multiply</w:t>
-      </w:r>
-      <w:proofErr w:type="spellEnd"/>
-      <w:proofErr w:type="gramEnd"/>
-      <w:r>
-        <w:t>(y));</w:t>
+        <w:t>            x = nextX;</w:t>
       </w:r>
     </w:p>
     <w:p>
@@ -17190,15 +15875,7 @@
         <w:pStyle w:val="a6"/>
       </w:pPr>
       <w:r>
-        <w:t xml:space="preserve">            </w:t>
-      </w:r>
-      <w:proofErr w:type="spellStart"/>
-      <w:r>
-        <w:t>oldX</w:t>
-      </w:r>
-      <w:proofErr w:type="spellEnd"/>
-      <w:r>
-        <w:t xml:space="preserve"> = x;</w:t>
+        <w:t>            oldY = y;</w:t>
       </w:r>
     </w:p>
     <w:p>
@@ -17206,52 +15883,7 @@
         <w:pStyle w:val="a6"/>
       </w:pPr>
       <w:r>
-        <w:t xml:space="preserve">            x = </w:t>
-      </w:r>
-      <w:proofErr w:type="spellStart"/>
-      <w:r>
-        <w:t>nextX</w:t>
-      </w:r>
-      <w:proofErr w:type="spellEnd"/>
-      <w:r>
-        <w:t>;</w:t>
-      </w:r>
-    </w:p>
-    <w:p>
-      <w:pPr>
-        <w:pStyle w:val="a6"/>
-      </w:pPr>
-    </w:p>
-    <w:p>
-      <w:pPr>
-        <w:pStyle w:val="a6"/>
-      </w:pPr>
-      <w:r>
-        <w:t xml:space="preserve">            </w:t>
-      </w:r>
-      <w:proofErr w:type="spellStart"/>
-      <w:r>
-        <w:t>oldY</w:t>
-      </w:r>
-      <w:proofErr w:type="spellEnd"/>
-      <w:r>
-        <w:t xml:space="preserve"> = y;</w:t>
-      </w:r>
-    </w:p>
-    <w:p>
-      <w:pPr>
-        <w:pStyle w:val="a6"/>
-      </w:pPr>
-      <w:r>
-        <w:t xml:space="preserve">            y = </w:t>
-      </w:r>
-      <w:proofErr w:type="spellStart"/>
-      <w:r>
-        <w:t>nextY</w:t>
-      </w:r>
-      <w:proofErr w:type="spellEnd"/>
-      <w:r>
-        <w:t>;</w:t>
+        <w:t>            y = nextY;</w:t>
       </w:r>
     </w:p>
     <w:p>
@@ -17292,7 +15924,6 @@
       <w:r>
         <w:t xml:space="preserve">                </w:t>
       </w:r>
-      <w:proofErr w:type="spellStart"/>
       <w:r>
         <w:rPr>
           <w:u w:val="single"/>
@@ -17300,11 +15931,7 @@
         <w:t>System</w:t>
       </w:r>
       <w:r>
-        <w:t>.out.printf</w:t>
-      </w:r>
-      <w:proofErr w:type="spellEnd"/>
-      <w:r>
-        <w:t xml:space="preserve">("%d </w:t>
+        <w:t xml:space="preserve">.out.printf("%d </w:t>
       </w:r>
       <w:r>
         <w:rPr>
@@ -17313,39 +15940,7 @@
         <w:t>итерация</w:t>
       </w:r>
       <w:r>
-        <w:t>: r=%s, x=%s, y=%</w:t>
-      </w:r>
-      <w:proofErr w:type="spellStart"/>
-      <w:r>
-        <w:t>s%n</w:t>
-      </w:r>
-      <w:proofErr w:type="spellEnd"/>
-      <w:r>
-        <w:t xml:space="preserve">", iteration, </w:t>
-      </w:r>
-      <w:proofErr w:type="spellStart"/>
-      <w:r>
-        <w:t>oldR</w:t>
-      </w:r>
-      <w:proofErr w:type="spellEnd"/>
-      <w:r>
-        <w:t xml:space="preserve">, </w:t>
-      </w:r>
-      <w:proofErr w:type="spellStart"/>
-      <w:r>
-        <w:t>oldX</w:t>
-      </w:r>
-      <w:proofErr w:type="spellEnd"/>
-      <w:r>
-        <w:t xml:space="preserve">, </w:t>
-      </w:r>
-      <w:proofErr w:type="spellStart"/>
-      <w:r>
-        <w:t>oldY</w:t>
-      </w:r>
-      <w:proofErr w:type="spellEnd"/>
-      <w:r>
-        <w:t>);</w:t>
+        <w:t>: r=%s, x=%s, y=%s%n", iteration, oldR, oldX, oldY);</w:t>
       </w:r>
     </w:p>
     <w:p>
@@ -17363,55 +15958,14 @@
       <w:r>
         <w:t xml:space="preserve">        return new </w:t>
       </w:r>
-      <w:proofErr w:type="spellStart"/>
-      <w:proofErr w:type="gramStart"/>
       <w:r>
         <w:rPr>
           <w:u w:val="single"/>
         </w:rPr>
         <w:t>BigInteger</w:t>
       </w:r>
-      <w:proofErr w:type="spellEnd"/>
-      <w:r>
-        <w:t>[</w:t>
-      </w:r>
-      <w:proofErr w:type="gramEnd"/>
-      <w:r>
-        <w:t xml:space="preserve">] </w:t>
-      </w:r>
-      <w:proofErr w:type="gramStart"/>
-      <w:r>
-        <w:t xml:space="preserve">{ </w:t>
-      </w:r>
-      <w:proofErr w:type="spellStart"/>
-      <w:r>
-        <w:t>oldR.abs</w:t>
-      </w:r>
-      <w:proofErr w:type="spellEnd"/>
-      <w:proofErr w:type="gramEnd"/>
-      <w:r>
-        <w:t xml:space="preserve">(), </w:t>
-      </w:r>
-      <w:proofErr w:type="spellStart"/>
-      <w:r>
-        <w:t>oldX</w:t>
-      </w:r>
-      <w:proofErr w:type="spellEnd"/>
-      <w:r>
-        <w:t xml:space="preserve">, </w:t>
-      </w:r>
-      <w:proofErr w:type="spellStart"/>
-      <w:proofErr w:type="gramStart"/>
-      <w:r>
-        <w:t>oldY</w:t>
-      </w:r>
-      <w:proofErr w:type="spellEnd"/>
-      <w:r>
-        <w:t xml:space="preserve"> }</w:t>
-      </w:r>
-      <w:proofErr w:type="gramEnd"/>
-      <w:r>
-        <w:t>;</w:t>
+      <w:r>
+        <w:t>[] { oldR.abs(), oldX, oldY };</w:t>
       </w:r>
     </w:p>
     <w:p>
@@ -17442,26 +15996,14 @@
         <w:t>void</w:t>
       </w:r>
       <w:r>
-        <w:t xml:space="preserve"> </w:t>
-      </w:r>
-      <w:proofErr w:type="spellStart"/>
-      <w:proofErr w:type="gramStart"/>
-      <w:r>
-        <w:t>CalcGcd</w:t>
-      </w:r>
-      <w:proofErr w:type="spellEnd"/>
-      <w:r>
-        <w:t>(</w:t>
-      </w:r>
-      <w:proofErr w:type="spellStart"/>
-      <w:proofErr w:type="gramEnd"/>
+        <w:t xml:space="preserve"> CalcGcd(</w:t>
+      </w:r>
       <w:r>
         <w:rPr>
           <w:u w:val="single"/>
         </w:rPr>
         <w:t>BigInteger</w:t>
       </w:r>
-      <w:proofErr w:type="spellEnd"/>
       <w:r>
         <w:t xml:space="preserve"> </w:t>
       </w:r>
@@ -17475,14 +16017,12 @@
       <w:r>
         <w:t xml:space="preserve">, </w:t>
       </w:r>
-      <w:proofErr w:type="spellStart"/>
       <w:r>
         <w:rPr>
           <w:u w:val="single"/>
         </w:rPr>
         <w:t>BigInteger</w:t>
       </w:r>
-      <w:proofErr w:type="spellEnd"/>
       <w:r>
         <w:t xml:space="preserve"> </w:t>
       </w:r>
@@ -17496,7 +16036,6 @@
       <w:r>
         <w:t xml:space="preserve">, </w:t>
       </w:r>
-      <w:proofErr w:type="spellStart"/>
       <w:r>
         <w:rPr>
           <w:i/>
@@ -17504,7 +16043,6 @@
         </w:rPr>
         <w:t>boolean</w:t>
       </w:r>
-      <w:proofErr w:type="spellEnd"/>
       <w:r>
         <w:t xml:space="preserve"> </w:t>
       </w:r>
@@ -17518,7 +16056,6 @@
       <w:r>
         <w:t xml:space="preserve">, </w:t>
       </w:r>
-      <w:proofErr w:type="spellStart"/>
       <w:r>
         <w:rPr>
           <w:i/>
@@ -17526,7 +16063,6 @@
         </w:rPr>
         <w:t>boolean</w:t>
       </w:r>
-      <w:proofErr w:type="spellEnd"/>
       <w:r>
         <w:t xml:space="preserve"> </w:t>
       </w:r>
@@ -17540,7 +16076,6 @@
       <w:r>
         <w:t xml:space="preserve">, </w:t>
       </w:r>
-      <w:proofErr w:type="spellStart"/>
       <w:r>
         <w:rPr>
           <w:i/>
@@ -17548,7 +16083,6 @@
         </w:rPr>
         <w:t>boolean</w:t>
       </w:r>
-      <w:proofErr w:type="spellEnd"/>
       <w:r>
         <w:t xml:space="preserve"> </w:t>
       </w:r>
@@ -17578,7 +16112,6 @@
       <w:r>
         <w:t xml:space="preserve">        </w:t>
       </w:r>
-      <w:proofErr w:type="spellStart"/>
       <w:r>
         <w:rPr>
           <w:u w:val="single"/>
@@ -17586,11 +16119,7 @@
         <w:t>System</w:t>
       </w:r>
       <w:r>
-        <w:t>.out.println</w:t>
-      </w:r>
-      <w:proofErr w:type="spellEnd"/>
-      <w:r>
-        <w:t>("</w:t>
+        <w:t>.out.println("</w:t>
       </w:r>
       <w:r>
         <w:rPr>
@@ -17637,7 +16166,6 @@
       <w:r>
         <w:t xml:space="preserve"> start = </w:t>
       </w:r>
-      <w:proofErr w:type="spellStart"/>
       <w:r>
         <w:rPr>
           <w:u w:val="single"/>
@@ -17645,11 +16173,7 @@
         <w:t>System</w:t>
       </w:r>
       <w:r>
-        <w:t>.nanoTime</w:t>
-      </w:r>
-      <w:proofErr w:type="spellEnd"/>
-      <w:r>
-        <w:t>();</w:t>
+        <w:t>.nanoTime();</w:t>
       </w:r>
     </w:p>
     <w:p>
@@ -17659,32 +16183,15 @@
       <w:r>
         <w:t xml:space="preserve">        </w:t>
       </w:r>
-      <w:proofErr w:type="spellStart"/>
-      <w:proofErr w:type="gramStart"/>
       <w:r>
         <w:rPr>
           <w:u w:val="single"/>
         </w:rPr>
         <w:t>BigInteger</w:t>
       </w:r>
-      <w:proofErr w:type="spellEnd"/>
-      <w:r>
-        <w:t>[</w:t>
-      </w:r>
-      <w:proofErr w:type="gramEnd"/>
-      <w:r>
-        <w:t xml:space="preserve">] result = </w:t>
-      </w:r>
-      <w:proofErr w:type="spellStart"/>
-      <w:proofErr w:type="gramStart"/>
-      <w:r>
-        <w:t>ExtendedGcd</w:t>
-      </w:r>
-      <w:proofErr w:type="spellEnd"/>
-      <w:r>
-        <w:t>(</w:t>
-      </w:r>
-      <w:proofErr w:type="gramEnd"/>
+      <w:r>
+        <w:t>[] result = ExtendedGcd(</w:t>
+      </w:r>
       <w:r>
         <w:rPr>
           <w:i/>
@@ -17733,7 +16240,6 @@
       <w:r>
         <w:t xml:space="preserve"> end = </w:t>
       </w:r>
-      <w:proofErr w:type="spellStart"/>
       <w:r>
         <w:rPr>
           <w:u w:val="single"/>
@@ -17741,11 +16247,7 @@
         <w:t>System</w:t>
       </w:r>
       <w:r>
-        <w:t>.nanoTime</w:t>
-      </w:r>
-      <w:proofErr w:type="spellEnd"/>
-      <w:r>
-        <w:t>();</w:t>
+        <w:t>.nanoTime();</w:t>
       </w:r>
     </w:p>
     <w:p>
@@ -17763,15 +16265,7 @@
         <w:t>double</w:t>
       </w:r>
       <w:r>
-        <w:t xml:space="preserve"> </w:t>
-      </w:r>
-      <w:proofErr w:type="spellStart"/>
-      <w:r>
-        <w:t>timeSec</w:t>
-      </w:r>
-      <w:proofErr w:type="spellEnd"/>
-      <w:r>
-        <w:t xml:space="preserve"> = (end - start) / 1_000_000_000.0;</w:t>
+        <w:t xml:space="preserve"> timeSec = (end - start) / 1_000_000_000.0;</w:t>
       </w:r>
     </w:p>
     <w:p>
@@ -17781,7 +16275,6 @@
       <w:r>
         <w:t xml:space="preserve">        </w:t>
       </w:r>
-      <w:proofErr w:type="spellStart"/>
       <w:r>
         <w:rPr>
           <w:u w:val="single"/>
@@ -17789,11 +16282,7 @@
         <w:t>System</w:t>
       </w:r>
       <w:r>
-        <w:t>.out.println</w:t>
-      </w:r>
-      <w:proofErr w:type="spellEnd"/>
-      <w:r>
-        <w:t>("</w:t>
+        <w:t>.out.println("</w:t>
       </w:r>
       <w:r>
         <w:rPr>
@@ -17804,7 +16293,6 @@
       <w:r>
         <w:t xml:space="preserve">: " + </w:t>
       </w:r>
-      <w:proofErr w:type="spellStart"/>
       <w:r>
         <w:rPr>
           <w:u w:val="single"/>
@@ -17812,11 +16300,7 @@
         <w:t>Arrays</w:t>
       </w:r>
       <w:r>
-        <w:t>.toString</w:t>
-      </w:r>
-      <w:proofErr w:type="spellEnd"/>
-      <w:r>
-        <w:t>(result));</w:t>
+        <w:t>.toString(result));</w:t>
       </w:r>
     </w:p>
     <w:p>
@@ -17827,7 +16311,6 @@
         <w:lastRenderedPageBreak/>
         <w:t xml:space="preserve">        </w:t>
       </w:r>
-      <w:proofErr w:type="spellStart"/>
       <w:r>
         <w:rPr>
           <w:u w:val="single"/>
@@ -17835,11 +16318,7 @@
         <w:t>System</w:t>
       </w:r>
       <w:r>
-        <w:t>.out.printf</w:t>
-      </w:r>
-      <w:proofErr w:type="spellEnd"/>
-      <w:r>
-        <w:t>("</w:t>
+        <w:t>.out.printf("</w:t>
       </w:r>
       <w:r>
         <w:rPr>
@@ -17866,15 +16345,7 @@
         <w:t>с</w:t>
       </w:r>
       <w:r>
-        <w:t xml:space="preserve">.%n", </w:t>
-      </w:r>
-      <w:proofErr w:type="spellStart"/>
-      <w:r>
-        <w:t>timeSec</w:t>
-      </w:r>
-      <w:proofErr w:type="spellEnd"/>
-      <w:r>
-        <w:t>);</w:t>
+        <w:t>.%n", timeSec);</w:t>
       </w:r>
     </w:p>
     <w:p>
@@ -17919,7 +16390,6 @@
       <w:r>
         <w:t xml:space="preserve">start = </w:t>
       </w:r>
-      <w:proofErr w:type="spellStart"/>
       <w:r>
         <w:rPr>
           <w:u w:val="single"/>
@@ -17927,11 +16397,7 @@
         <w:t>System</w:t>
       </w:r>
       <w:r>
-        <w:t>.nanoTime</w:t>
-      </w:r>
-      <w:proofErr w:type="spellEnd"/>
-      <w:r>
-        <w:t>();</w:t>
+        <w:t>.nanoTime();</w:t>
       </w:r>
     </w:p>
     <w:p>
@@ -17939,18 +16405,8 @@
         <w:pStyle w:val="a6"/>
       </w:pPr>
       <w:r>
-        <w:t xml:space="preserve">        result = </w:t>
-      </w:r>
-      <w:proofErr w:type="spellStart"/>
-      <w:proofErr w:type="gramStart"/>
-      <w:r>
-        <w:t>BinaryExtendedGcd</w:t>
-      </w:r>
-      <w:proofErr w:type="spellEnd"/>
-      <w:r>
-        <w:t>(</w:t>
-      </w:r>
-      <w:proofErr w:type="gramEnd"/>
+        <w:t>        result = BinaryExtendedGcd(</w:t>
+      </w:r>
       <w:r>
         <w:rPr>
           <w:i/>
@@ -17989,7 +16445,6 @@
       <w:r>
         <w:t xml:space="preserve">        end = </w:t>
       </w:r>
-      <w:proofErr w:type="spellStart"/>
       <w:r>
         <w:rPr>
           <w:u w:val="single"/>
@@ -17997,11 +16452,7 @@
         <w:t>System</w:t>
       </w:r>
       <w:r>
-        <w:t>.nanoTime</w:t>
-      </w:r>
-      <w:proofErr w:type="spellEnd"/>
-      <w:r>
-        <w:t>();</w:t>
+        <w:t>.nanoTime();</w:t>
       </w:r>
     </w:p>
     <w:p>
@@ -18009,15 +16460,42 @@
         <w:pStyle w:val="a6"/>
       </w:pPr>
       <w:r>
+        <w:t>        timeSec = (end - start) / 1_000_000_000.0;</w:t>
+      </w:r>
+    </w:p>
+    <w:p>
+      <w:pPr>
+        <w:pStyle w:val="a6"/>
+      </w:pPr>
+      <w:r>
         <w:t xml:space="preserve">        </w:t>
       </w:r>
-      <w:proofErr w:type="spellStart"/>
-      <w:r>
-        <w:t>timeSec</w:t>
-      </w:r>
-      <w:proofErr w:type="spellEnd"/>
-      <w:r>
-        <w:t xml:space="preserve"> = (end - start) / 1_000_000_000.0;</w:t>
+      <w:r>
+        <w:rPr>
+          <w:u w:val="single"/>
+        </w:rPr>
+        <w:t>System</w:t>
+      </w:r>
+      <w:r>
+        <w:t>.out.println("</w:t>
+      </w:r>
+      <w:r>
+        <w:rPr>
+          <w:lang w:val="ru-RU"/>
+        </w:rPr>
+        <w:t>Ответ</w:t>
+      </w:r>
+      <w:r>
+        <w:t xml:space="preserve">: " + </w:t>
+      </w:r>
+      <w:r>
+        <w:rPr>
+          <w:u w:val="single"/>
+        </w:rPr>
+        <w:t>Arrays</w:t>
+      </w:r>
+      <w:r>
+        <w:t>.toString(result));</w:t>
       </w:r>
     </w:p>
     <w:p>
@@ -18027,7 +16505,6 @@
       <w:r>
         <w:t xml:space="preserve">        </w:t>
       </w:r>
-      <w:proofErr w:type="spellStart"/>
       <w:r>
         <w:rPr>
           <w:u w:val="single"/>
@@ -18035,91 +16512,34 @@
         <w:t>System</w:t>
       </w:r>
       <w:r>
-        <w:t>.out.println</w:t>
-      </w:r>
-      <w:proofErr w:type="spellEnd"/>
-      <w:r>
-        <w:t>("</w:t>
+        <w:t>.out.printf("</w:t>
       </w:r>
       <w:r>
         <w:rPr>
           <w:lang w:val="ru-RU"/>
         </w:rPr>
-        <w:t>Ответ</w:t>
-      </w:r>
-      <w:r>
-        <w:t xml:space="preserve">: " + </w:t>
-      </w:r>
-      <w:proofErr w:type="spellStart"/>
-      <w:r>
-        <w:rPr>
-          <w:u w:val="single"/>
-        </w:rPr>
-        <w:t>Arrays</w:t>
-      </w:r>
-      <w:r>
-        <w:t>.toString</w:t>
-      </w:r>
-      <w:proofErr w:type="spellEnd"/>
-      <w:r>
-        <w:t>(result));</w:t>
-      </w:r>
-    </w:p>
-    <w:p>
-      <w:pPr>
-        <w:pStyle w:val="a6"/>
-      </w:pPr>
-      <w:r>
-        <w:t xml:space="preserve">        </w:t>
-      </w:r>
-      <w:proofErr w:type="spellStart"/>
-      <w:r>
-        <w:rPr>
-          <w:u w:val="single"/>
-        </w:rPr>
-        <w:t>System</w:t>
-      </w:r>
-      <w:r>
-        <w:t>.out.printf</w:t>
-      </w:r>
-      <w:proofErr w:type="spellEnd"/>
-      <w:r>
-        <w:t>("</w:t>
+        <w:t>Время</w:t>
+      </w:r>
+      <w:r>
+        <w:t xml:space="preserve"> </w:t>
       </w:r>
       <w:r>
         <w:rPr>
           <w:lang w:val="ru-RU"/>
         </w:rPr>
-        <w:t>Время</w:t>
-      </w:r>
-      <w:r>
-        <w:t xml:space="preserve"> </w:t>
+        <w:t>выполнения</w:t>
+      </w:r>
+      <w:r>
+        <w:t xml:space="preserve"> %.7f </w:t>
       </w:r>
       <w:r>
         <w:rPr>
           <w:lang w:val="ru-RU"/>
         </w:rPr>
-        <w:t>выполнения</w:t>
-      </w:r>
-      <w:r>
-        <w:t xml:space="preserve"> %.7f </w:t>
-      </w:r>
-      <w:r>
-        <w:rPr>
-          <w:lang w:val="ru-RU"/>
-        </w:rPr>
         <w:t>с</w:t>
       </w:r>
       <w:r>
-        <w:t xml:space="preserve">.%n", </w:t>
-      </w:r>
-      <w:proofErr w:type="spellStart"/>
-      <w:r>
-        <w:t>timeSec</w:t>
-      </w:r>
-      <w:proofErr w:type="spellEnd"/>
-      <w:r>
-        <w:t>);</w:t>
+        <w:t>.%n", timeSec);</w:t>
       </w:r>
     </w:p>
     <w:p>
@@ -18164,7 +16584,6 @@
       <w:r>
         <w:t xml:space="preserve">start = </w:t>
       </w:r>
-      <w:proofErr w:type="spellStart"/>
       <w:r>
         <w:rPr>
           <w:u w:val="single"/>
@@ -18172,11 +16591,7 @@
         <w:t>System</w:t>
       </w:r>
       <w:r>
-        <w:t>.nanoTime</w:t>
-      </w:r>
-      <w:proofErr w:type="spellEnd"/>
-      <w:r>
-        <w:t>();</w:t>
+        <w:t>.nanoTime();</w:t>
       </w:r>
     </w:p>
     <w:p>
@@ -18184,18 +16599,8 @@
         <w:pStyle w:val="a6"/>
       </w:pPr>
       <w:r>
-        <w:t xml:space="preserve">        result = </w:t>
-      </w:r>
-      <w:proofErr w:type="spellStart"/>
-      <w:proofErr w:type="gramStart"/>
-      <w:r>
-        <w:t>ExtendedGcdRR</w:t>
-      </w:r>
-      <w:proofErr w:type="spellEnd"/>
-      <w:r>
-        <w:t>(</w:t>
-      </w:r>
-      <w:proofErr w:type="gramEnd"/>
+        <w:t>        result = ExtendedGcdRR(</w:t>
+      </w:r>
       <w:r>
         <w:rPr>
           <w:i/>
@@ -18234,7 +16639,6 @@
       <w:r>
         <w:t xml:space="preserve">        end = </w:t>
       </w:r>
-      <w:proofErr w:type="spellStart"/>
       <w:r>
         <w:rPr>
           <w:u w:val="single"/>
@@ -18242,11 +16646,7 @@
         <w:t>System</w:t>
       </w:r>
       <w:r>
-        <w:t>.nanoTime</w:t>
-      </w:r>
-      <w:proofErr w:type="spellEnd"/>
-      <w:r>
-        <w:t>();</w:t>
+        <w:t>.nanoTime();</w:t>
       </w:r>
     </w:p>
     <w:p>
@@ -18254,15 +16654,42 @@
         <w:pStyle w:val="a6"/>
       </w:pPr>
       <w:r>
+        <w:t>        timeSec = (end - start) / 1_000_000_000.0;</w:t>
+      </w:r>
+    </w:p>
+    <w:p>
+      <w:pPr>
+        <w:pStyle w:val="a6"/>
+      </w:pPr>
+      <w:r>
         <w:t xml:space="preserve">        </w:t>
       </w:r>
-      <w:proofErr w:type="spellStart"/>
-      <w:r>
-        <w:t>timeSec</w:t>
-      </w:r>
-      <w:proofErr w:type="spellEnd"/>
-      <w:r>
-        <w:t xml:space="preserve"> = (end - start) / 1_000_000_000.0;</w:t>
+      <w:r>
+        <w:rPr>
+          <w:u w:val="single"/>
+        </w:rPr>
+        <w:t>System</w:t>
+      </w:r>
+      <w:r>
+        <w:t>.out.println("</w:t>
+      </w:r>
+      <w:r>
+        <w:rPr>
+          <w:lang w:val="ru-RU"/>
+        </w:rPr>
+        <w:t>Ответ</w:t>
+      </w:r>
+      <w:r>
+        <w:t xml:space="preserve">: " + </w:t>
+      </w:r>
+      <w:r>
+        <w:rPr>
+          <w:u w:val="single"/>
+        </w:rPr>
+        <w:t>Arrays</w:t>
+      </w:r>
+      <w:r>
+        <w:t>.toString(result));</w:t>
       </w:r>
     </w:p>
     <w:p>
@@ -18272,7 +16699,6 @@
       <w:r>
         <w:t xml:space="preserve">        </w:t>
       </w:r>
-      <w:proofErr w:type="spellStart"/>
       <w:r>
         <w:rPr>
           <w:u w:val="single"/>
@@ -18280,91 +16706,34 @@
         <w:t>System</w:t>
       </w:r>
       <w:r>
-        <w:t>.out.println</w:t>
-      </w:r>
-      <w:proofErr w:type="spellEnd"/>
-      <w:r>
-        <w:t>("</w:t>
+        <w:t>.out.printf("</w:t>
       </w:r>
       <w:r>
         <w:rPr>
           <w:lang w:val="ru-RU"/>
         </w:rPr>
-        <w:t>Ответ</w:t>
-      </w:r>
-      <w:r>
-        <w:t xml:space="preserve">: " + </w:t>
-      </w:r>
-      <w:proofErr w:type="spellStart"/>
-      <w:r>
-        <w:rPr>
-          <w:u w:val="single"/>
-        </w:rPr>
-        <w:t>Arrays</w:t>
-      </w:r>
-      <w:r>
-        <w:t>.toString</w:t>
-      </w:r>
-      <w:proofErr w:type="spellEnd"/>
-      <w:r>
-        <w:t>(result));</w:t>
-      </w:r>
-    </w:p>
-    <w:p>
-      <w:pPr>
-        <w:pStyle w:val="a6"/>
-      </w:pPr>
-      <w:r>
-        <w:t xml:space="preserve">        </w:t>
-      </w:r>
-      <w:proofErr w:type="spellStart"/>
-      <w:r>
-        <w:rPr>
-          <w:u w:val="single"/>
-        </w:rPr>
-        <w:t>System</w:t>
-      </w:r>
-      <w:r>
-        <w:t>.out.printf</w:t>
-      </w:r>
-      <w:proofErr w:type="spellEnd"/>
-      <w:r>
-        <w:t>("</w:t>
+        <w:t>Время</w:t>
+      </w:r>
+      <w:r>
+        <w:t xml:space="preserve"> </w:t>
       </w:r>
       <w:r>
         <w:rPr>
           <w:lang w:val="ru-RU"/>
         </w:rPr>
-        <w:t>Время</w:t>
-      </w:r>
-      <w:r>
-        <w:t xml:space="preserve"> </w:t>
+        <w:t>выполнения</w:t>
+      </w:r>
+      <w:r>
+        <w:t xml:space="preserve"> %.7f </w:t>
       </w:r>
       <w:r>
         <w:rPr>
           <w:lang w:val="ru-RU"/>
         </w:rPr>
-        <w:t>выполнения</w:t>
-      </w:r>
-      <w:r>
-        <w:t xml:space="preserve"> %.7f </w:t>
-      </w:r>
-      <w:r>
-        <w:rPr>
-          <w:lang w:val="ru-RU"/>
-        </w:rPr>
         <w:t>с</w:t>
       </w:r>
       <w:r>
-        <w:t xml:space="preserve">.%n", </w:t>
-      </w:r>
-      <w:proofErr w:type="spellStart"/>
-      <w:r>
-        <w:t>timeSec</w:t>
-      </w:r>
-      <w:proofErr w:type="spellEnd"/>
-      <w:r>
-        <w:t>);</w:t>
+        <w:t>.%n", timeSec);</w:t>
       </w:r>
     </w:p>
     <w:p>
@@ -18390,11 +16759,7 @@
         <w:t>void</w:t>
       </w:r>
       <w:r>
-        <w:t xml:space="preserve"> </w:t>
-      </w:r>
-      <w:proofErr w:type="gramStart"/>
-      <w:r>
-        <w:t>main(</w:t>
+        <w:t xml:space="preserve"> main(</w:t>
       </w:r>
       <w:r>
         <w:rPr>
@@ -18403,13 +16768,8 @@
         <w:t>String</w:t>
       </w:r>
       <w:r>
-        <w:t>[</w:t>
-      </w:r>
-      <w:proofErr w:type="gramEnd"/>
-      <w:r>
-        <w:t xml:space="preserve">] </w:t>
-      </w:r>
-      <w:proofErr w:type="spellStart"/>
+        <w:t xml:space="preserve">[] </w:t>
+      </w:r>
       <w:r>
         <w:rPr>
           <w:i/>
@@ -18417,7 +16777,6 @@
         </w:rPr>
         <w:t>args</w:t>
       </w:r>
-      <w:proofErr w:type="spellEnd"/>
       <w:r>
         <w:t xml:space="preserve">) </w:t>
       </w:r>
@@ -18437,61 +16796,70 @@
       <w:r>
         <w:t xml:space="preserve">        </w:t>
       </w:r>
-      <w:proofErr w:type="spellStart"/>
       <w:r>
         <w:rPr>
           <w:u w:val="single"/>
         </w:rPr>
         <w:t>BigInteger</w:t>
       </w:r>
-      <w:proofErr w:type="spellEnd"/>
-      <w:r>
-        <w:t xml:space="preserve"> a1 = new </w:t>
-      </w:r>
-      <w:proofErr w:type="spellStart"/>
-      <w:proofErr w:type="gramStart"/>
-      <w:r>
+      <w:r>
+        <w:t xml:space="preserve"> a1 = new BigInteger("9190812423861359177");</w:t>
+      </w:r>
+    </w:p>
+    <w:p>
+      <w:pPr>
+        <w:pStyle w:val="a6"/>
+      </w:pPr>
+      <w:r>
+        <w:t xml:space="preserve">        </w:t>
+      </w:r>
+      <w:r>
+        <w:rPr>
+          <w:u w:val="single"/>
+        </w:rPr>
         <w:t>BigInteger</w:t>
       </w:r>
-      <w:proofErr w:type="spellEnd"/>
-      <w:r>
-        <w:t>(</w:t>
-      </w:r>
-      <w:proofErr w:type="gramEnd"/>
-      <w:r>
-        <w:t>"9190812423861359177");</w:t>
+      <w:r>
+        <w:t xml:space="preserve"> b1 = new BigInteger("5665686725157642793");</w:t>
       </w:r>
     </w:p>
     <w:p>
       <w:pPr>
         <w:pStyle w:val="a6"/>
       </w:pPr>
+    </w:p>
+    <w:p>
+      <w:pPr>
+        <w:pStyle w:val="a6"/>
+      </w:pPr>
       <w:r>
         <w:t xml:space="preserve">        </w:t>
       </w:r>
-      <w:proofErr w:type="spellStart"/>
       <w:r>
         <w:rPr>
           <w:u w:val="single"/>
         </w:rPr>
         <w:t>BigInteger</w:t>
       </w:r>
-      <w:proofErr w:type="spellEnd"/>
-      <w:r>
-        <w:t xml:space="preserve"> b1 = new </w:t>
-      </w:r>
-      <w:proofErr w:type="spellStart"/>
-      <w:proofErr w:type="gramStart"/>
-      <w:r>
+      <w:r>
+        <w:t xml:space="preserve"> a2 = new BigInteger("382875700183783912180972380599677237411");</w:t>
+      </w:r>
+    </w:p>
+    <w:p>
+      <w:pPr>
+        <w:pStyle w:val="a6"/>
+      </w:pPr>
+      <w:r>
+        <w:t xml:space="preserve">        </w:t>
+      </w:r>
+      <w:r>
+        <w:rPr>
+          <w:u w:val="single"/>
+        </w:rPr>
         <w:t>BigInteger</w:t>
       </w:r>
-      <w:proofErr w:type="spellEnd"/>
-      <w:r>
-        <w:t>(</w:t>
-      </w:r>
-      <w:proofErr w:type="gramEnd"/>
-      <w:r>
-        <w:t>"5665686725157642793");</w:t>
+      <w:r>
+        <w:t xml:space="preserve"> b2 = new BigInteger("850028528056170803249499731597831491891");</w:t>
       </w:r>
     </w:p>
     <w:p>
@@ -18506,120 +16874,57 @@
       <w:r>
         <w:t xml:space="preserve">        </w:t>
       </w:r>
-      <w:proofErr w:type="spellStart"/>
       <w:r>
         <w:rPr>
           <w:u w:val="single"/>
         </w:rPr>
         <w:t>BigInteger</w:t>
       </w:r>
-      <w:proofErr w:type="spellEnd"/>
-      <w:r>
-        <w:t xml:space="preserve"> a2 = new </w:t>
-      </w:r>
-      <w:proofErr w:type="spellStart"/>
-      <w:proofErr w:type="gramStart"/>
-      <w:r>
+      <w:r>
+        <w:t xml:space="preserve"> a3 = new BigInteger("6568591084326103188389903689528446432238935028773467398030238114964024225816689");</w:t>
+      </w:r>
+    </w:p>
+    <w:p>
+      <w:pPr>
+        <w:pStyle w:val="a6"/>
+      </w:pPr>
+      <w:r>
+        <w:t xml:space="preserve">        </w:t>
+      </w:r>
+      <w:r>
+        <w:rPr>
+          <w:u w:val="single"/>
+        </w:rPr>
         <w:t>BigInteger</w:t>
       </w:r>
-      <w:proofErr w:type="spellEnd"/>
-      <w:r>
-        <w:t>(</w:t>
-      </w:r>
-      <w:proofErr w:type="gramEnd"/>
-      <w:r>
-        <w:t>"382875700183783912180972380599677237411");</w:t>
+      <w:r>
+        <w:t xml:space="preserve"> b3 = new BigInteger("8213990379675158500374799385935382213186265977913450415675510020284382035371583");</w:t>
       </w:r>
     </w:p>
     <w:p>
       <w:pPr>
         <w:pStyle w:val="a6"/>
       </w:pPr>
-      <w:r>
-        <w:t xml:space="preserve">        </w:t>
-      </w:r>
-      <w:proofErr w:type="spellStart"/>
-      <w:r>
-        <w:rPr>
-          <w:u w:val="single"/>
-        </w:rPr>
-        <w:t>BigInteger</w:t>
-      </w:r>
-      <w:proofErr w:type="spellEnd"/>
-      <w:r>
-        <w:t xml:space="preserve"> b2 = new </w:t>
-      </w:r>
-      <w:proofErr w:type="spellStart"/>
-      <w:proofErr w:type="gramStart"/>
-      <w:r>
-        <w:t>BigInteger</w:t>
-      </w:r>
-      <w:proofErr w:type="spellEnd"/>
-      <w:r>
-        <w:t>(</w:t>
-      </w:r>
-      <w:proofErr w:type="gramEnd"/>
-      <w:r>
-        <w:t>"850028528056170803249499731597831491891");</w:t>
-      </w:r>
     </w:p>
     <w:p>
       <w:pPr>
         <w:pStyle w:val="a6"/>
       </w:pPr>
+      <w:r>
+        <w:t>        CalcGcd(a1, b1, false, false, false);</w:t>
+      </w:r>
     </w:p>
     <w:p>
       <w:pPr>
         <w:pStyle w:val="a6"/>
       </w:pPr>
-      <w:r>
-        <w:t xml:space="preserve">        </w:t>
-      </w:r>
-      <w:proofErr w:type="spellStart"/>
-      <w:r>
-        <w:rPr>
-          <w:u w:val="single"/>
-        </w:rPr>
-        <w:t>BigInteger</w:t>
-      </w:r>
-      <w:proofErr w:type="spellEnd"/>
-      <w:r>
-        <w:t xml:space="preserve"> a3 = new </w:t>
-      </w:r>
-      <w:proofErr w:type="gramStart"/>
-      <w:r>
-        <w:t>BigInteger(</w:t>
-      </w:r>
-      <w:proofErr w:type="gramEnd"/>
-      <w:r>
-        <w:t>"6568591084326103188389903689528446432238935028773467398030238114964024225816689");</w:t>
-      </w:r>
     </w:p>
     <w:p>
       <w:pPr>
         <w:pStyle w:val="a6"/>
       </w:pPr>
       <w:r>
-        <w:t xml:space="preserve">        </w:t>
-      </w:r>
-      <w:proofErr w:type="spellStart"/>
-      <w:r>
-        <w:rPr>
-          <w:u w:val="single"/>
-        </w:rPr>
-        <w:t>BigInteger</w:t>
-      </w:r>
-      <w:proofErr w:type="spellEnd"/>
-      <w:r>
-        <w:t xml:space="preserve"> b3 = new </w:t>
-      </w:r>
-      <w:proofErr w:type="gramStart"/>
-      <w:r>
-        <w:t>BigInteger(</w:t>
-      </w:r>
-      <w:proofErr w:type="gramEnd"/>
-      <w:r>
-        <w:t>"8213990379675158500374799385935382213186265977913450415675510020284382035371583");</w:t>
+        <w:t>        CalcGcd(a2, b2, false, false, false);</w:t>
       </w:r>
     </w:p>
     <w:p>
@@ -18632,72 +16937,7 @@
         <w:pStyle w:val="a6"/>
       </w:pPr>
       <w:r>
-        <w:t xml:space="preserve">        </w:t>
-      </w:r>
-      <w:proofErr w:type="spellStart"/>
-      <w:proofErr w:type="gramStart"/>
-      <w:r>
-        <w:t>CalcGcd</w:t>
-      </w:r>
-      <w:proofErr w:type="spellEnd"/>
-      <w:r>
-        <w:t>(</w:t>
-      </w:r>
-      <w:proofErr w:type="gramEnd"/>
-      <w:r>
-        <w:t>a1, b1, false, false, false);</w:t>
-      </w:r>
-    </w:p>
-    <w:p>
-      <w:pPr>
-        <w:pStyle w:val="a6"/>
-      </w:pPr>
-    </w:p>
-    <w:p>
-      <w:pPr>
-        <w:pStyle w:val="a6"/>
-      </w:pPr>
-      <w:r>
-        <w:t xml:space="preserve">        </w:t>
-      </w:r>
-      <w:proofErr w:type="spellStart"/>
-      <w:proofErr w:type="gramStart"/>
-      <w:r>
-        <w:t>CalcGcd</w:t>
-      </w:r>
-      <w:proofErr w:type="spellEnd"/>
-      <w:r>
-        <w:t>(</w:t>
-      </w:r>
-      <w:proofErr w:type="gramEnd"/>
-      <w:r>
-        <w:t>a2, b2, false, false, false);</w:t>
-      </w:r>
-    </w:p>
-    <w:p>
-      <w:pPr>
-        <w:pStyle w:val="a6"/>
-      </w:pPr>
-    </w:p>
-    <w:p>
-      <w:pPr>
-        <w:pStyle w:val="a6"/>
-      </w:pPr>
-      <w:r>
-        <w:t xml:space="preserve">        </w:t>
-      </w:r>
-      <w:proofErr w:type="spellStart"/>
-      <w:proofErr w:type="gramStart"/>
-      <w:r>
-        <w:t>CalcGcd</w:t>
-      </w:r>
-      <w:proofErr w:type="spellEnd"/>
-      <w:r>
-        <w:t>(</w:t>
-      </w:r>
-      <w:proofErr w:type="gramEnd"/>
-      <w:r>
-        <w:t>a3, b3, false, false, false);</w:t>
+        <w:t>        CalcGcd(a3, b3, false, false, false);</w:t>
       </w:r>
     </w:p>
     <w:p>
@@ -22431,6 +20671,7 @@
   <w:style w:type="character" w:default="1" w:styleId="DefaultParagraphFont">
     <w:name w:val="Default Paragraph Font"/>
     <w:uiPriority w:val="1"/>
+    <w:semiHidden/>
     <w:unhideWhenUsed/>
   </w:style>
   <w:style w:type="table" w:default="1" w:styleId="TableNormal">

--- a/Five/TCMK/Lab1/МихайличТЧМК_Лаб1.docx
+++ b/Five/TCMK/Lab1/МихайличТЧМК_Лаб1.docx
@@ -12665,7 +12665,11 @@
         <w:t>Третьи входные данные. Расширенный алгоритм Евклида с усеченными остатками.</w:t>
       </w:r>
     </w:p>
-    <w:p/>
+    <w:p>
+      <w:pPr>
+        <w:ind w:firstLine="0"/>
+      </w:pPr>
+    </w:p>
     <w:tbl>
       <w:tblPr>
         <w:tblStyle w:val="TableGrid"/>
@@ -12924,9 +12928,13 @@
           <w:p>
             <w:pPr>
               <w:ind w:firstLine="0"/>
-            </w:pPr>
-            <w:r>
-              <w:t>0,0005172</w:t>
+              <w:jc w:val="center"/>
+            </w:pPr>
+            <w:r>
+              <w:t>0,01</w:t>
+            </w:r>
+            <w:r>
+              <w:t>0</w:t>
             </w:r>
           </w:p>
         </w:tc>
@@ -12937,6 +12945,102 @@
           <w:p>
             <w:pPr>
               <w:ind w:firstLine="0"/>
+            </w:pPr>
+            <w:r>
+              <w:rPr>
+                <w:lang w:val="en-US"/>
+              </w:rPr>
+              <w:t>23</w:t>
+            </w:r>
+            <w:r>
+              <w:t xml:space="preserve"> (</w:t>
+            </w:r>
+            <w:r>
+              <w:t>75</w:t>
+            </w:r>
+            <w:r>
+              <w:t>)</w:t>
+            </w:r>
+          </w:p>
+        </w:tc>
+        <w:tc>
+          <w:tcPr>
+            <w:tcW w:w="1448" w:type="dxa"/>
+          </w:tcPr>
+          <w:p>
+            <w:pPr>
+              <w:ind w:firstLine="0"/>
+              <w:jc w:val="center"/>
+            </w:pPr>
+            <w:r>
+              <w:t>0,0</w:t>
+            </w:r>
+            <w:r>
+              <w:t>27</w:t>
+            </w:r>
+          </w:p>
+        </w:tc>
+        <w:tc>
+          <w:tcPr>
+            <w:tcW w:w="1449" w:type="dxa"/>
+          </w:tcPr>
+          <w:p>
+            <w:pPr>
+              <w:ind w:firstLine="0"/>
+              <w:rPr>
+                <w:lang w:val="en-US"/>
+              </w:rPr>
+            </w:pPr>
+            <w:r>
+              <w:rPr>
+                <w:lang w:val="en-US"/>
+              </w:rPr>
+              <w:t>14</w:t>
+            </w:r>
+          </w:p>
+        </w:tc>
+        <w:tc>
+          <w:tcPr>
+            <w:tcW w:w="1449" w:type="dxa"/>
+          </w:tcPr>
+          <w:p>
+            <w:pPr>
+              <w:ind w:firstLine="0"/>
+              <w:jc w:val="center"/>
+            </w:pPr>
+            <w:r>
+              <w:t>0,00</w:t>
+            </w:r>
+            <w:r>
+              <w:t>8</w:t>
+            </w:r>
+          </w:p>
+        </w:tc>
+      </w:tr>
+      <w:tr>
+        <w:tc>
+          <w:tcPr>
+            <w:tcW w:w="1448" w:type="dxa"/>
+          </w:tcPr>
+          <w:p>
+            <w:pPr>
+              <w:ind w:firstLine="0"/>
+            </w:pPr>
+            <w:r>
+              <w:t>2</w:t>
+            </w:r>
+          </w:p>
+        </w:tc>
+        <w:tc>
+          <w:tcPr>
+            <w:tcW w:w="1448" w:type="dxa"/>
+          </w:tcPr>
+          <w:p>
+            <w:pPr>
+              <w:ind w:firstLine="0"/>
+              <w:rPr>
+                <w:lang w:val="en-US"/>
+              </w:rPr>
             </w:pPr>
             <w:r>
               <w:rPr>
@@ -12944,15 +13048,6 @@
               </w:rPr>
               <w:t>39</w:t>
             </w:r>
-            <w:r>
-              <w:t xml:space="preserve"> (</w:t>
-            </w:r>
-            <w:r>
-              <w:t>75</w:t>
-            </w:r>
-            <w:r>
-              <w:t>)</w:t>
-            </w:r>
           </w:p>
         </w:tc>
         <w:tc>
@@ -12962,15 +13057,19 @@
           <w:p>
             <w:pPr>
               <w:ind w:firstLine="0"/>
-            </w:pPr>
-            <w:r>
-              <w:t>0,0001743</w:t>
-            </w:r>
-          </w:p>
-        </w:tc>
-        <w:tc>
-          <w:tcPr>
-            <w:tcW w:w="1449" w:type="dxa"/>
+              <w:jc w:val="center"/>
+            </w:pPr>
+            <w:r>
+              <w:t>0,01</w:t>
+            </w:r>
+            <w:r>
+              <w:t>4</w:t>
+            </w:r>
+          </w:p>
+        </w:tc>
+        <w:tc>
+          <w:tcPr>
+            <w:tcW w:w="1448" w:type="dxa"/>
           </w:tcPr>
           <w:p>
             <w:pPr>
@@ -12983,13 +13082,25 @@
               <w:rPr>
                 <w:lang w:val="en-US"/>
               </w:rPr>
-              <w:t>70</w:t>
-            </w:r>
-          </w:p>
-        </w:tc>
-        <w:tc>
-          <w:tcPr>
-            <w:tcW w:w="1449" w:type="dxa"/>
+              <w:t xml:space="preserve">49 </w:t>
+            </w:r>
+            <w:r>
+              <w:t>(</w:t>
+            </w:r>
+            <w:r>
+              <w:t>141</w:t>
+            </w:r>
+            <w:r>
+              <w:rPr>
+                <w:lang w:val="en-US"/>
+              </w:rPr>
+              <w:t>)</w:t>
+            </w:r>
+          </w:p>
+        </w:tc>
+        <w:tc>
+          <w:tcPr>
+            <w:tcW w:w="1448" w:type="dxa"/>
           </w:tcPr>
           <w:p>
             <w:pPr>
@@ -12997,28 +13108,16 @@
               <w:jc w:val="center"/>
             </w:pPr>
             <w:r>
-              <w:t>0,0001973</w:t>
-            </w:r>
-          </w:p>
-        </w:tc>
-      </w:tr>
-      <w:tr>
-        <w:tc>
-          <w:tcPr>
-            <w:tcW w:w="1448" w:type="dxa"/>
-          </w:tcPr>
-          <w:p>
-            <w:pPr>
-              <w:ind w:firstLine="0"/>
-            </w:pPr>
-            <w:r>
-              <w:t>2</w:t>
-            </w:r>
-          </w:p>
-        </w:tc>
-        <w:tc>
-          <w:tcPr>
-            <w:tcW w:w="1448" w:type="dxa"/>
+              <w:t>0,07</w:t>
+            </w:r>
+            <w:r>
+              <w:t>8</w:t>
+            </w:r>
+          </w:p>
+        </w:tc>
+        <w:tc>
+          <w:tcPr>
+            <w:tcW w:w="1449" w:type="dxa"/>
           </w:tcPr>
           <w:p>
             <w:pPr>
@@ -13031,10 +13130,29 @@
               <w:rPr>
                 <w:lang w:val="en-US"/>
               </w:rPr>
-              <w:t>21</w:t>
-            </w:r>
-          </w:p>
-        </w:tc>
+              <w:t>29</w:t>
+            </w:r>
+          </w:p>
+        </w:tc>
+        <w:tc>
+          <w:tcPr>
+            <w:tcW w:w="1449" w:type="dxa"/>
+          </w:tcPr>
+          <w:p>
+            <w:pPr>
+              <w:ind w:firstLine="0"/>
+              <w:jc w:val="center"/>
+            </w:pPr>
+            <w:r>
+              <w:t>0,01</w:t>
+            </w:r>
+            <w:r>
+              <w:t>4</w:t>
+            </w:r>
+          </w:p>
+        </w:tc>
+      </w:tr>
+      <w:tr>
         <w:tc>
           <w:tcPr>
             <w:tcW w:w="1448" w:type="dxa"/>
@@ -13044,7 +13162,7 @@
               <w:ind w:firstLine="0"/>
             </w:pPr>
             <w:r>
-              <w:t>0,0006421</w:t>
+              <w:t>3</w:t>
             </w:r>
           </w:p>
         </w:tc>
@@ -13063,13 +13181,58 @@
               <w:rPr>
                 <w:lang w:val="en-US"/>
               </w:rPr>
-              <w:t>47</w:t>
-            </w:r>
-            <w:r>
+              <w:t>70</w:t>
+            </w:r>
+          </w:p>
+        </w:tc>
+        <w:tc>
+          <w:tcPr>
+            <w:tcW w:w="1448" w:type="dxa"/>
+          </w:tcPr>
+          <w:p>
+            <w:pPr>
+              <w:ind w:firstLine="0"/>
+              <w:jc w:val="center"/>
+              <w:rPr>
+                <w:lang w:val="en-US"/>
+              </w:rPr>
+            </w:pPr>
+            <w:r>
+              <w:t>0,03</w:t>
+            </w:r>
+            <w:r>
+              <w:t>6</w:t>
+            </w:r>
+          </w:p>
+        </w:tc>
+        <w:tc>
+          <w:tcPr>
+            <w:tcW w:w="1448" w:type="dxa"/>
+          </w:tcPr>
+          <w:p>
+            <w:pPr>
+              <w:ind w:firstLine="0"/>
+              <w:rPr>
+                <w:lang w:val="en-US"/>
+              </w:rPr>
+            </w:pPr>
+            <w:r>
+              <w:rPr>
+                <w:lang w:val="en-US"/>
+              </w:rPr>
+              <w:t>96</w:t>
+            </w:r>
+            <w:r>
+              <w:rPr>
+                <w:lang w:val="en-US"/>
+              </w:rPr>
               <w:t xml:space="preserve"> (</w:t>
             </w:r>
             <w:r>
-              <w:t>141</w:t>
+              <w:rPr>
+                <w:lang w:val="en-US"/>
+              </w:rPr>
+              <w:t>278</w:t>
             </w:r>
             <w:r>
               <w:rPr>
@@ -13086,9 +13249,13 @@
           <w:p>
             <w:pPr>
               <w:ind w:firstLine="0"/>
-            </w:pPr>
-            <w:r>
-              <w:t>0,0004546</w:t>
+              <w:jc w:val="center"/>
+            </w:pPr>
+            <w:r>
+              <w:t>0,1</w:t>
+            </w:r>
+            <w:r>
+              <w:t>14</w:t>
             </w:r>
           </w:p>
         </w:tc>
@@ -13107,7 +13274,7 @@
               <w:rPr>
                 <w:lang w:val="en-US"/>
               </w:rPr>
-              <w:t>94</w:t>
+              <w:t>51</w:t>
             </w:r>
           </w:p>
         </w:tc>
@@ -13121,136 +13288,10 @@
               <w:jc w:val="center"/>
             </w:pPr>
             <w:r>
-              <w:t>0,0003077</w:t>
-            </w:r>
-          </w:p>
-        </w:tc>
-      </w:tr>
-      <w:tr>
-        <w:tc>
-          <w:tcPr>
-            <w:tcW w:w="1448" w:type="dxa"/>
-          </w:tcPr>
-          <w:p>
-            <w:pPr>
-              <w:ind w:firstLine="0"/>
-            </w:pPr>
-            <w:r>
-              <w:t>3</w:t>
-            </w:r>
-          </w:p>
-        </w:tc>
-        <w:tc>
-          <w:tcPr>
-            <w:tcW w:w="1448" w:type="dxa"/>
-          </w:tcPr>
-          <w:p>
-            <w:pPr>
-              <w:ind w:firstLine="0"/>
-              <w:rPr>
-                <w:lang w:val="en-US"/>
-              </w:rPr>
-            </w:pPr>
-            <w:r>
-              <w:rPr>
-                <w:lang w:val="en-US"/>
-              </w:rPr>
-              <w:t>14</w:t>
-            </w:r>
-          </w:p>
-        </w:tc>
-        <w:tc>
-          <w:tcPr>
-            <w:tcW w:w="1448" w:type="dxa"/>
-          </w:tcPr>
-          <w:p>
-            <w:pPr>
-              <w:ind w:firstLine="0"/>
-            </w:pPr>
-            <w:r>
-              <w:t>0,0001138</w:t>
-            </w:r>
-          </w:p>
-        </w:tc>
-        <w:tc>
-          <w:tcPr>
-            <w:tcW w:w="1448" w:type="dxa"/>
-          </w:tcPr>
-          <w:p>
-            <w:pPr>
-              <w:ind w:firstLine="0"/>
-              <w:rPr>
-                <w:lang w:val="en-US"/>
-              </w:rPr>
-            </w:pPr>
-            <w:r>
-              <w:rPr>
-                <w:lang w:val="en-US"/>
-              </w:rPr>
-              <w:t>29</w:t>
-            </w:r>
-            <w:r>
-              <w:rPr>
-                <w:lang w:val="en-US"/>
-              </w:rPr>
-              <w:t xml:space="preserve"> (</w:t>
-            </w:r>
-            <w:r>
-              <w:rPr>
-                <w:lang w:val="en-US"/>
-              </w:rPr>
-              <w:t>278</w:t>
-            </w:r>
-            <w:r>
-              <w:rPr>
-                <w:lang w:val="en-US"/>
-              </w:rPr>
-              <w:t>)</w:t>
-            </w:r>
-          </w:p>
-        </w:tc>
-        <w:tc>
-          <w:tcPr>
-            <w:tcW w:w="1448" w:type="dxa"/>
-          </w:tcPr>
-          <w:p>
-            <w:pPr>
-              <w:ind w:firstLine="0"/>
-            </w:pPr>
-            <w:r>
-              <w:t>0,0002786</w:t>
-            </w:r>
-          </w:p>
-        </w:tc>
-        <w:tc>
-          <w:tcPr>
-            <w:tcW w:w="1449" w:type="dxa"/>
-          </w:tcPr>
-          <w:p>
-            <w:pPr>
-              <w:ind w:firstLine="0"/>
-              <w:rPr>
-                <w:lang w:val="en-US"/>
-              </w:rPr>
-            </w:pPr>
-            <w:r>
-              <w:rPr>
-                <w:lang w:val="en-US"/>
-              </w:rPr>
-              <w:t>51</w:t>
-            </w:r>
-          </w:p>
-        </w:tc>
-        <w:tc>
-          <w:tcPr>
-            <w:tcW w:w="1449" w:type="dxa"/>
-          </w:tcPr>
-          <w:p>
-            <w:pPr>
-              <w:ind w:firstLine="0"/>
-            </w:pPr>
-            <w:r>
-              <w:t>0,0001903</w:t>
+              <w:t>0,02</w:t>
+            </w:r>
+            <w:r>
+              <w:t>2</w:t>
             </w:r>
           </w:p>
         </w:tc>
@@ -13266,6 +13307,69 @@
     </w:p>
     <w:p/>
     <w:p>
+      <w:r>
+        <w:t>Время работы алгоритмов было взято как среднее арифметическое из 300 запусков</w:t>
+      </w:r>
+      <w:r>
+        <w:t xml:space="preserve"> скомпилированного </w:t>
+      </w:r>
+      <w:r>
+        <w:t>.</w:t>
+      </w:r>
+      <w:r>
+        <w:rPr>
+          <w:lang w:val="en-US"/>
+        </w:rPr>
+        <w:t>class</w:t>
+      </w:r>
+      <w:r>
+        <w:t xml:space="preserve"> </w:t>
+      </w:r>
+      <w:r>
+        <w:t>файла</w:t>
+      </w:r>
+      <w:r>
+        <w:t xml:space="preserve"> без </w:t>
+      </w:r>
+      <w:r>
+        <w:t>индексации итераций</w:t>
+      </w:r>
+      <w:r>
+        <w:t xml:space="preserve"> </w:t>
+      </w:r>
+      <w:r>
+        <w:t xml:space="preserve">и предварительным разгоном </w:t>
+      </w:r>
+      <w:r>
+        <w:rPr>
+          <w:lang w:val="en-US"/>
+        </w:rPr>
+        <w:t>Java</w:t>
+      </w:r>
+      <w:r>
+        <w:t xml:space="preserve"> </w:t>
+      </w:r>
+      <w:r>
+        <w:rPr>
+          <w:lang w:val="en-US"/>
+        </w:rPr>
+        <w:t>Virtual</w:t>
+      </w:r>
+      <w:r>
+        <w:t xml:space="preserve"> </w:t>
+      </w:r>
+      <w:r>
+        <w:rPr>
+          <w:lang w:val="en-US"/>
+        </w:rPr>
+        <w:t>Machine</w:t>
+      </w:r>
+      <w:r>
+        <w:t>.</w:t>
+      </w:r>
+    </w:p>
+    <w:p/>
+    <w:p>
       <w:pPr>
         <w:pStyle w:val="a9"/>
       </w:pPr>
@@ -13329,6 +13433,7 @@
         <w:ind w:firstLine="0"/>
       </w:pPr>
       <w:r>
+        <w:lastRenderedPageBreak/>
         <w:br w:type="page"/>
       </w:r>
     </w:p>
